--- a/doc/詞/唐朝/韋莊/韋莊-思帝鄉·春日遊.docx
+++ b/doc/詞/唐朝/韋莊/韋莊-思帝鄉·春日遊.docx
@@ -1,6 +1,6 @@
 
 <file path=word/document.xml><?xml version="1.0" encoding="utf-8"?>
-<w:document xmlns:wpc="http://schemas.microsoft.com/office/word/2010/wordprocessingCanvas" xmlns:cx="http://schemas.microsoft.com/office/drawing/2014/chartex" xmlns:cx1="http://schemas.microsoft.com/office/drawing/2015/9/8/chartex" xmlns:cx2="http://schemas.microsoft.com/office/drawing/2015/10/21/chartex" xmlns:cx3="http://schemas.microsoft.com/office/drawing/2016/5/9/chartex" xmlns:cx4="http://schemas.microsoft.com/office/drawing/2016/5/10/chartex" xmlns:cx5="http://schemas.microsoft.com/office/drawing/2016/5/11/chartex" xmlns:cx6="http://schemas.microsoft.com/office/drawing/2016/5/12/chartex" xmlns:cx7="http://schemas.microsoft.com/office/drawing/2016/5/13/chartex" xmlns:cx8="http://schemas.microsoft.com/office/drawing/2016/5/14/chartex" xmlns:mc="http://schemas.openxmlformats.org/markup-compatibility/2006" xmlns:aink="http://schemas.microsoft.com/office/drawing/2016/ink" xmlns:am3d="http://schemas.microsoft.com/office/drawing/2017/model3d" xmlns:o="urn:schemas-microsoft-com:office:office" xmlns:oel="http://schemas.microsoft.com/office/2019/extlst" xmlns:r="http://schemas.openxmlformats.org/officeDocument/2006/relationships" xmlns:m="http://schemas.openxmlformats.org/officeDocument/2006/math" xmlns:v="urn:schemas-microsoft-com:vml" xmlns:wp14="http://schemas.microsoft.com/office/word/2010/wordprocessingDrawing" xmlns:wp="http://schemas.openxmlformats.org/drawingml/2006/wordprocessingDrawing" xmlns:w10="urn:schemas-microsoft-com:office:word" xmlns:w="http://schemas.openxmlformats.org/wordprocessingml/2006/main" xmlns:w14="http://schemas.microsoft.com/office/word/2010/wordml" xmlns:w15="http://schemas.microsoft.com/office/word/2012/wordml" xmlns:w16cex="http://schemas.microsoft.com/office/word/2018/wordml/cex" xmlns:w16cid="http://schemas.microsoft.com/office/word/2016/wordml/cid" xmlns:w16="http://schemas.microsoft.com/office/word/2018/wordml" xmlns:w16sdtdh="http://schemas.microsoft.com/office/word/2020/wordml/sdtdatahash" xmlns:w16se="http://schemas.microsoft.com/office/word/2015/wordml/symex" xmlns:wpg="http://schemas.microsoft.com/office/word/2010/wordprocessingGroup" xmlns:wpi="http://schemas.microsoft.com/office/word/2010/wordprocessingInk" xmlns:wne="http://schemas.microsoft.com/office/word/2006/wordml" xmlns:wps="http://schemas.microsoft.com/office/word/2010/wordprocessingShape" mc:Ignorable="w14 w15 w16se w16cid w16 w16cex w16sdtdh wp14">
+<w:document xmlns:wpc="http://schemas.microsoft.com/office/word/2010/wordprocessingCanvas" xmlns:cx="http://schemas.microsoft.com/office/drawing/2014/chartex" xmlns:cx1="http://schemas.microsoft.com/office/drawing/2015/9/8/chartex" xmlns:cx2="http://schemas.microsoft.com/office/drawing/2015/10/21/chartex" xmlns:cx3="http://schemas.microsoft.com/office/drawing/2016/5/9/chartex" xmlns:cx4="http://schemas.microsoft.com/office/drawing/2016/5/10/chartex" xmlns:cx5="http://schemas.microsoft.com/office/drawing/2016/5/11/chartex" xmlns:cx6="http://schemas.microsoft.com/office/drawing/2016/5/12/chartex" xmlns:cx7="http://schemas.microsoft.com/office/drawing/2016/5/13/chartex" xmlns:cx8="http://schemas.microsoft.com/office/drawing/2016/5/14/chartex" xmlns:mc="http://schemas.openxmlformats.org/markup-compatibility/2006" xmlns:aink="http://schemas.microsoft.com/office/drawing/2016/ink" xmlns:am3d="http://schemas.microsoft.com/office/drawing/2017/model3d" xmlns:o="urn:schemas-microsoft-com:office:office" xmlns:r="http://schemas.openxmlformats.org/officeDocument/2006/relationships" xmlns:m="http://schemas.openxmlformats.org/officeDocument/2006/math" xmlns:v="urn:schemas-microsoft-com:vml" xmlns:wp14="http://schemas.microsoft.com/office/word/2010/wordprocessingDrawing" xmlns:wp="http://schemas.openxmlformats.org/drawingml/2006/wordprocessingDrawing" xmlns:w10="urn:schemas-microsoft-com:office:word" xmlns:w="http://schemas.openxmlformats.org/wordprocessingml/2006/main" xmlns:w14="http://schemas.microsoft.com/office/word/2010/wordml" xmlns:w15="http://schemas.microsoft.com/office/word/2012/wordml" xmlns:w16cex="http://schemas.microsoft.com/office/word/2018/wordml/cex" xmlns:w16cid="http://schemas.microsoft.com/office/word/2016/wordml/cid" xmlns:w16="http://schemas.microsoft.com/office/word/2018/wordml" xmlns:w16sdtdh="http://schemas.microsoft.com/office/word/2020/wordml/sdtdatahash" xmlns:w16se="http://schemas.microsoft.com/office/word/2015/wordml/symex" xmlns:wpg="http://schemas.microsoft.com/office/word/2010/wordprocessingGroup" xmlns:wpi="http://schemas.microsoft.com/office/word/2010/wordprocessingInk" xmlns:wne="http://schemas.microsoft.com/office/word/2006/wordml" xmlns:wps="http://schemas.microsoft.com/office/word/2010/wordprocessingShape" mc:Ignorable="w14 w15 w16se w16cid w16 w16cex w16sdtdh wp14">
   <w:body>
     <w:p>
       <w:pPr>
@@ -37,7 +37,7 @@
           <w:sz w:val="44"/>
           <w:szCs w:val="44"/>
         </w:rPr>
-        <w:t>思帝鄉·春日</w:t>
+        <w:t>思帝鄉·春日遊</w:t>
       </w:r>
       <w:r>
         <w:rPr>
@@ -46,15 +46,6 @@
           <w:sz w:val="44"/>
           <w:szCs w:val="44"/>
         </w:rPr>
-        <w:t>遊</w:t>
-      </w:r>
-      <w:r>
-        <w:rPr>
-          <w:rFonts w:hint="eastAsia"/>
-          <w:kern w:val="0"/>
-          <w:sz w:val="44"/>
-          <w:szCs w:val="44"/>
-        </w:rPr>
         <w:t>》</w:t>
       </w:r>
       <w:bookmarkEnd w:id="0"/>
@@ -220,22 +211,40 @@
         <w:pStyle w:val="a9"/>
         <w:numPr>
           <w:ilvl w:val="0"/>
-          <w:numId w:val="10"/>
+          <w:numId w:val="30"/>
         </w:numPr>
-        <w:spacing w:after="0" w:line="360" w:lineRule="exact"/>
-        <w:ind w:leftChars="0" w:right="0"/>
+        <w:spacing w:after="0" w:line="440" w:lineRule="exact"/>
+        <w:ind w:leftChars="0" w:left="284" w:right="0" w:hanging="284"/>
         <w:rPr>
           <w:color w:val="0F0F0F"/>
           <w:szCs w:val="28"/>
         </w:rPr>
       </w:pPr>
+      <w:proofErr w:type="gramStart"/>
       <w:r>
         <w:rPr>
           <w:rFonts w:hint="eastAsia"/>
           <w:color w:val="0F0F0F"/>
           <w:szCs w:val="28"/>
         </w:rPr>
-        <w:t>題解：《思帝鄉》又名《萬斯年曲》，本是</w:t>
+        <w:t>思帝鄉</w:t>
+      </w:r>
+      <w:proofErr w:type="gramEnd"/>
+      <w:r>
+        <w:rPr>
+          <w:rFonts w:hint="eastAsia"/>
+          <w:color w:val="0F0F0F"/>
+          <w:szCs w:val="28"/>
+        </w:rPr>
+        <w:t>：</w:t>
+      </w:r>
+      <w:r>
+        <w:rPr>
+          <w:rFonts w:hint="eastAsia"/>
+          <w:color w:val="0F0F0F"/>
+          <w:szCs w:val="28"/>
+        </w:rPr>
+        <w:t>又名《萬斯年曲》，本是</w:t>
       </w:r>
       <w:r>
         <w:rPr>
@@ -260,10 +269,10 @@
         <w:pStyle w:val="a9"/>
         <w:numPr>
           <w:ilvl w:val="0"/>
-          <w:numId w:val="10"/>
+          <w:numId w:val="30"/>
         </w:numPr>
-        <w:spacing w:after="0" w:line="360" w:lineRule="exact"/>
-        <w:ind w:leftChars="0" w:right="0"/>
+        <w:spacing w:after="0" w:line="440" w:lineRule="exact"/>
+        <w:ind w:leftChars="0" w:left="284" w:right="0" w:hanging="284"/>
         <w:rPr>
           <w:color w:val="0F0F0F"/>
           <w:szCs w:val="28"/>
@@ -323,10 +332,10 @@
         <w:pStyle w:val="a9"/>
         <w:numPr>
           <w:ilvl w:val="0"/>
-          <w:numId w:val="10"/>
+          <w:numId w:val="30"/>
         </w:numPr>
-        <w:spacing w:after="0" w:line="360" w:lineRule="exact"/>
-        <w:ind w:leftChars="0" w:right="0"/>
+        <w:spacing w:after="0" w:line="440" w:lineRule="exact"/>
+        <w:ind w:leftChars="0" w:left="284" w:right="0" w:hanging="284"/>
         <w:rPr>
           <w:color w:val="0F0F0F"/>
           <w:szCs w:val="28"/>
@@ -375,10 +384,10 @@
         <w:pStyle w:val="a9"/>
         <w:numPr>
           <w:ilvl w:val="0"/>
-          <w:numId w:val="10"/>
+          <w:numId w:val="30"/>
         </w:numPr>
-        <w:spacing w:after="0" w:line="360" w:lineRule="exact"/>
-        <w:ind w:leftChars="0" w:right="0"/>
+        <w:spacing w:after="0" w:line="440" w:lineRule="exact"/>
+        <w:ind w:leftChars="0" w:left="284" w:right="0" w:hanging="284"/>
         <w:rPr>
           <w:color w:val="0F0F0F"/>
           <w:szCs w:val="28"/>
@@ -390,18 +399,16 @@
           <w:color w:val="0F0F0F"/>
           <w:szCs w:val="28"/>
         </w:rPr>
-        <w:t>足：很，非常。風流：風度瀟灑，舉止飄逸。足風流，猶</w:t>
-      </w:r>
-      <w:proofErr w:type="gramStart"/>
+        <w:t>足風流</w:t>
+      </w:r>
       <w:r>
         <w:rPr>
           <w:rFonts w:hint="eastAsia"/>
           <w:color w:val="0F0F0F"/>
           <w:szCs w:val="28"/>
         </w:rPr>
-        <w:t>云</w:t>
-      </w:r>
-      <w:proofErr w:type="gramEnd"/>
+        <w:t>：</w:t>
+      </w:r>
       <w:r>
         <w:rPr>
           <w:rFonts w:hint="eastAsia"/>
@@ -425,6 +432,14 @@
           <w:szCs w:val="28"/>
         </w:rPr>
         <w:t>。</w:t>
+      </w:r>
+      <w:r>
+        <w:rPr>
+          <w:rFonts w:hint="eastAsia"/>
+          <w:color w:val="0F0F0F"/>
+          <w:szCs w:val="28"/>
+        </w:rPr>
+        <w:t>足：很，非常。風流：風度瀟灑，舉止飄逸。</w:t>
       </w:r>
     </w:p>
     <w:p>
@@ -432,10 +447,10 @@
         <w:pStyle w:val="a9"/>
         <w:numPr>
           <w:ilvl w:val="0"/>
-          <w:numId w:val="10"/>
+          <w:numId w:val="30"/>
         </w:numPr>
-        <w:spacing w:after="0" w:line="360" w:lineRule="exact"/>
-        <w:ind w:leftChars="0" w:right="0"/>
+        <w:spacing w:after="0" w:line="440" w:lineRule="exact"/>
+        <w:ind w:leftChars="0" w:left="284" w:right="0" w:hanging="284"/>
         <w:rPr>
           <w:color w:val="0F0F0F"/>
           <w:szCs w:val="28"/>
@@ -447,43 +462,7 @@
           <w:color w:val="0F0F0F"/>
           <w:szCs w:val="28"/>
         </w:rPr>
-        <w:t>妾：古代女子對自己的謙稱。擬：打算，想要。</w:t>
-      </w:r>
-      <w:proofErr w:type="gramStart"/>
-      <w:r>
-        <w:rPr>
-          <w:rFonts w:hint="eastAsia"/>
-          <w:color w:val="0F0F0F"/>
-          <w:szCs w:val="28"/>
-        </w:rPr>
-        <w:t>與</w:t>
-      </w:r>
-      <w:proofErr w:type="gramEnd"/>
-      <w:r>
-        <w:rPr>
-          <w:rFonts w:hint="eastAsia"/>
-          <w:color w:val="0F0F0F"/>
-          <w:szCs w:val="28"/>
-        </w:rPr>
-        <w:t>：給，這個介詞後面省略了賓語。將身嫁</w:t>
-      </w:r>
-      <w:proofErr w:type="gramStart"/>
-      <w:r>
-        <w:rPr>
-          <w:rFonts w:hint="eastAsia"/>
-          <w:color w:val="0F0F0F"/>
-          <w:szCs w:val="28"/>
-        </w:rPr>
-        <w:t>與</w:t>
-      </w:r>
-      <w:proofErr w:type="gramEnd"/>
-      <w:r>
-        <w:rPr>
-          <w:rFonts w:hint="eastAsia"/>
-          <w:color w:val="0F0F0F"/>
-          <w:szCs w:val="28"/>
-        </w:rPr>
-        <w:t>，把自己嫁給他。</w:t>
+        <w:t>妾：古代女子對自己的謙稱。</w:t>
       </w:r>
     </w:p>
     <w:p>
@@ -491,10 +470,10 @@
         <w:pStyle w:val="a9"/>
         <w:numPr>
           <w:ilvl w:val="0"/>
-          <w:numId w:val="28"/>
+          <w:numId w:val="30"/>
         </w:numPr>
-        <w:spacing w:after="0" w:line="360" w:lineRule="exact"/>
-        <w:ind w:leftChars="0" w:right="0"/>
+        <w:spacing w:after="0" w:line="440" w:lineRule="exact"/>
+        <w:ind w:leftChars="0" w:left="284" w:right="0" w:hanging="284"/>
         <w:rPr>
           <w:color w:val="0F0F0F"/>
           <w:szCs w:val="28"/>
@@ -506,23 +485,7 @@
           <w:color w:val="0F0F0F"/>
           <w:szCs w:val="28"/>
         </w:rPr>
-        <w:t>賓語</w:t>
-      </w:r>
-      <w:r>
-        <w:rPr>
-          <w:rFonts w:hint="eastAsia"/>
-          <w:color w:val="0F0F0F"/>
-          <w:szCs w:val="28"/>
-        </w:rPr>
-        <w:t>：</w:t>
-      </w:r>
-      <w:r>
-        <w:rPr>
-          <w:rFonts w:hint="eastAsia"/>
-          <w:color w:val="0F0F0F"/>
-          <w:szCs w:val="28"/>
-        </w:rPr>
-        <w:t>句法中承受主語的動作者，有直接和間接二種。如「他給我一本書」其中「書」為直接賓語，「我」為間接賓語。也稱為「賓詞」、「謂詞」。</w:t>
+        <w:t>擬：打算，想要。</w:t>
       </w:r>
     </w:p>
     <w:p>
@@ -530,10 +493,10 @@
         <w:pStyle w:val="a9"/>
         <w:numPr>
           <w:ilvl w:val="0"/>
-          <w:numId w:val="10"/>
+          <w:numId w:val="30"/>
         </w:numPr>
-        <w:spacing w:after="0" w:line="360" w:lineRule="exact"/>
-        <w:ind w:leftChars="0" w:right="0"/>
+        <w:spacing w:after="0" w:line="440" w:lineRule="exact"/>
+        <w:ind w:leftChars="0" w:left="284" w:right="0" w:hanging="284"/>
         <w:rPr>
           <w:color w:val="0F0F0F"/>
           <w:szCs w:val="28"/>
@@ -545,23 +508,25 @@
           <w:color w:val="0F0F0F"/>
           <w:szCs w:val="28"/>
         </w:rPr>
-        <w:t>休：此處指心</w:t>
-      </w:r>
+        <w:t>將身嫁</w:t>
+      </w:r>
+      <w:proofErr w:type="gramStart"/>
       <w:r>
         <w:rPr>
           <w:rFonts w:hint="eastAsia"/>
           <w:color w:val="0F0F0F"/>
           <w:szCs w:val="28"/>
         </w:rPr>
-        <w:t>願</w:t>
-      </w:r>
+        <w:t>與</w:t>
+      </w:r>
+      <w:proofErr w:type="gramEnd"/>
       <w:r>
         <w:rPr>
           <w:rFonts w:hint="eastAsia"/>
           <w:color w:val="0F0F0F"/>
           <w:szCs w:val="28"/>
         </w:rPr>
-        <w:t>得遂後的罷休。一生休，意謂一生有了依託，</w:t>
+        <w:t>：</w:t>
       </w:r>
       <w:r>
         <w:rPr>
@@ -569,15 +534,25 @@
           <w:color w:val="0F0F0F"/>
           <w:szCs w:val="28"/>
         </w:rPr>
-        <w:t>就滿足了</w:t>
-      </w:r>
+        <w:t>把自己嫁給他。</w:t>
+      </w:r>
+      <w:proofErr w:type="gramStart"/>
       <w:r>
         <w:rPr>
           <w:rFonts w:hint="eastAsia"/>
           <w:color w:val="0F0F0F"/>
           <w:szCs w:val="28"/>
         </w:rPr>
-        <w:t>。</w:t>
+        <w:t>與</w:t>
+      </w:r>
+      <w:proofErr w:type="gramEnd"/>
+      <w:r>
+        <w:rPr>
+          <w:rFonts w:hint="eastAsia"/>
+          <w:color w:val="0F0F0F"/>
+          <w:szCs w:val="28"/>
+        </w:rPr>
+        <w:t>：給，這個介詞後面省略了賓語。</w:t>
       </w:r>
     </w:p>
     <w:p>
@@ -585,10 +560,104 @@
         <w:pStyle w:val="a9"/>
         <w:numPr>
           <w:ilvl w:val="0"/>
-          <w:numId w:val="10"/>
+          <w:numId w:val="32"/>
         </w:numPr>
-        <w:spacing w:after="0" w:line="360" w:lineRule="exact"/>
+        <w:spacing w:after="0" w:line="440" w:lineRule="exact"/>
         <w:ind w:leftChars="0" w:right="0"/>
+        <w:rPr>
+          <w:color w:val="0F0F0F"/>
+          <w:szCs w:val="28"/>
+        </w:rPr>
+      </w:pPr>
+      <w:r>
+        <w:rPr>
+          <w:rFonts w:hint="eastAsia"/>
+          <w:color w:val="0F0F0F"/>
+          <w:szCs w:val="28"/>
+        </w:rPr>
+        <w:t>賓語</w:t>
+      </w:r>
+      <w:r>
+        <w:rPr>
+          <w:rFonts w:hint="eastAsia"/>
+          <w:color w:val="0F0F0F"/>
+          <w:szCs w:val="28"/>
+        </w:rPr>
+        <w:t>：</w:t>
+      </w:r>
+      <w:r>
+        <w:rPr>
+          <w:rFonts w:hint="eastAsia"/>
+          <w:color w:val="0F0F0F"/>
+          <w:szCs w:val="28"/>
+        </w:rPr>
+        <w:t>句法中承受主語的動作者，有直接和間接二種。如「他給我一本書」其中「書」為直接賓語，「我」為間接賓語。也稱為「賓詞」、「謂詞」。</w:t>
+      </w:r>
+    </w:p>
+    <w:p>
+      <w:pPr>
+        <w:pStyle w:val="a9"/>
+        <w:numPr>
+          <w:ilvl w:val="0"/>
+          <w:numId w:val="30"/>
+        </w:numPr>
+        <w:spacing w:after="0" w:line="440" w:lineRule="exact"/>
+        <w:ind w:leftChars="0" w:left="284" w:right="0" w:hanging="284"/>
+        <w:rPr>
+          <w:color w:val="0F0F0F"/>
+          <w:szCs w:val="28"/>
+        </w:rPr>
+      </w:pPr>
+      <w:r>
+        <w:rPr>
+          <w:rFonts w:hint="eastAsia"/>
+          <w:color w:val="0F0F0F"/>
+          <w:szCs w:val="28"/>
+        </w:rPr>
+        <w:t>休：此處指心</w:t>
+      </w:r>
+      <w:r>
+        <w:rPr>
+          <w:rFonts w:hint="eastAsia"/>
+          <w:color w:val="0F0F0F"/>
+          <w:szCs w:val="28"/>
+        </w:rPr>
+        <w:t>願</w:t>
+      </w:r>
+      <w:r>
+        <w:rPr>
+          <w:rFonts w:hint="eastAsia"/>
+          <w:color w:val="0F0F0F"/>
+          <w:szCs w:val="28"/>
+        </w:rPr>
+        <w:t>得遂後的罷休。一生休，意謂一生有了依託，</w:t>
+      </w:r>
+      <w:r>
+        <w:rPr>
+          <w:rFonts w:hint="eastAsia"/>
+          <w:color w:val="0F0F0F"/>
+          <w:szCs w:val="28"/>
+        </w:rPr>
+        <w:t>就滿足了</w:t>
+      </w:r>
+      <w:r>
+        <w:rPr>
+          <w:rFonts w:hint="eastAsia"/>
+          <w:color w:val="0F0F0F"/>
+          <w:szCs w:val="28"/>
+        </w:rPr>
+        <w:t>。</w:t>
+      </w:r>
+    </w:p>
+    <w:p>
+      <w:pPr>
+        <w:pStyle w:val="a9"/>
+        <w:numPr>
+          <w:ilvl w:val="0"/>
+          <w:numId w:val="30"/>
+        </w:numPr>
+        <w:spacing w:after="0" w:line="440" w:lineRule="exact"/>
+        <w:ind w:leftChars="0" w:left="284" w:right="0" w:hanging="284"/>
         <w:rPr>
           <w:rFonts w:cs="新細明體"/>
           <w:color w:val="0F0F0F"/>
@@ -601,7 +670,23 @@
           <w:color w:val="0F0F0F"/>
           <w:szCs w:val="28"/>
         </w:rPr>
-        <w:t>縱：</w:t>
+        <w:t>不能羞：意謂不會感到害羞</w:t>
+      </w:r>
+      <w:r>
+        <w:rPr>
+          <w:rFonts w:hint="eastAsia"/>
+          <w:color w:val="0F0F0F"/>
+          <w:szCs w:val="28"/>
+        </w:rPr>
+        <w:t>、</w:t>
+      </w:r>
+      <w:r>
+        <w:rPr>
+          <w:rFonts w:hint="eastAsia"/>
+          <w:color w:val="0F0F0F"/>
+          <w:szCs w:val="28"/>
+        </w:rPr>
+        <w:t>後悔，</w:t>
       </w:r>
       <w:proofErr w:type="gramStart"/>
       <w:r>
@@ -610,127 +695,12 @@
           <w:color w:val="0F0F0F"/>
           <w:szCs w:val="28"/>
         </w:rPr>
-        <w:t>縱然，</w:t>
+        <w:t>即也不在乎</w:t>
       </w:r>
       <w:proofErr w:type="gramEnd"/>
       <w:r>
         <w:rPr>
           <w:rFonts w:hint="eastAsia"/>
-          <w:color w:val="0F0F0F"/>
-          <w:szCs w:val="28"/>
-        </w:rPr>
-        <w:t>即便。棄：拋棄</w:t>
-      </w:r>
-      <w:r>
-        <w:rPr>
-          <w:rFonts w:hint="eastAsia"/>
-          <w:color w:val="0F0F0F"/>
-          <w:szCs w:val="28"/>
-        </w:rPr>
-        <w:t>、</w:t>
-      </w:r>
-      <w:r>
-        <w:rPr>
-          <w:rFonts w:hint="eastAsia"/>
-          <w:color w:val="0F0F0F"/>
-          <w:szCs w:val="28"/>
-        </w:rPr>
-        <w:t>棄置。不能羞：意謂不會感到害羞</w:t>
-      </w:r>
-      <w:r>
-        <w:rPr>
-          <w:rFonts w:hint="eastAsia"/>
-          <w:color w:val="0F0F0F"/>
-          <w:szCs w:val="28"/>
-        </w:rPr>
-        <w:t>、</w:t>
-      </w:r>
-      <w:r>
-        <w:rPr>
-          <w:rFonts w:hint="eastAsia"/>
-          <w:color w:val="0F0F0F"/>
-          <w:szCs w:val="28"/>
-        </w:rPr>
-        <w:t>後悔，</w:t>
-      </w:r>
-      <w:proofErr w:type="gramStart"/>
-      <w:r>
-        <w:rPr>
-          <w:rFonts w:hint="eastAsia"/>
-          <w:color w:val="0F0F0F"/>
-          <w:szCs w:val="28"/>
-        </w:rPr>
-        <w:t>即也不在乎</w:t>
-      </w:r>
-      <w:proofErr w:type="gramEnd"/>
-      <w:r>
-        <w:rPr>
-          <w:rFonts w:hint="eastAsia"/>
-          <w:color w:val="0F0F0F"/>
-          <w:szCs w:val="28"/>
-        </w:rPr>
-        <w:t>。</w:t>
-      </w:r>
-      <w:r>
-        <w:rPr>
-          <w:rFonts w:hint="eastAsia"/>
-          <w:color w:val="0F0F0F"/>
-          <w:szCs w:val="28"/>
-        </w:rPr>
-        <w:t>「</w:t>
-      </w:r>
-      <w:r>
-        <w:rPr>
-          <w:rFonts w:hint="eastAsia"/>
-          <w:color w:val="0F0F0F"/>
-          <w:szCs w:val="28"/>
-        </w:rPr>
-        <w:t>縱被</w:t>
-      </w:r>
-      <w:r>
-        <w:rPr>
-          <w:rFonts w:hint="eastAsia"/>
-          <w:color w:val="0F0F0F"/>
-          <w:szCs w:val="28"/>
-        </w:rPr>
-        <w:t>」</w:t>
-      </w:r>
-      <w:r>
-        <w:rPr>
-          <w:rFonts w:hint="eastAsia"/>
-          <w:color w:val="0F0F0F"/>
-          <w:szCs w:val="28"/>
-        </w:rPr>
-        <w:t>二句，即使被他無情無義</w:t>
-      </w:r>
-      <w:r>
-        <w:rPr>
-          <w:rFonts w:hint="eastAsia"/>
-          <w:color w:val="0F0F0F"/>
-          <w:szCs w:val="28"/>
-        </w:rPr>
-        <w:t>的</w:t>
-      </w:r>
-      <w:proofErr w:type="gramStart"/>
-      <w:r>
-        <w:rPr>
-          <w:rFonts w:hint="eastAsia"/>
-          <w:color w:val="0F0F0F"/>
-          <w:szCs w:val="28"/>
-        </w:rPr>
-        <w:t>休棄了</w:t>
-      </w:r>
-      <w:proofErr w:type="gramEnd"/>
-      <w:r>
-        <w:rPr>
-          <w:rFonts w:hint="eastAsia"/>
-          <w:color w:val="0F0F0F"/>
-          <w:szCs w:val="28"/>
-        </w:rPr>
-        <w:t>，也不後悔</w:t>
-      </w:r>
-      <w:r>
-        <w:rPr>
           <w:color w:val="0F0F0F"/>
           <w:szCs w:val="28"/>
         </w:rPr>
@@ -757,7 +727,7 @@
     </w:p>
     <w:p>
       <w:pPr>
-        <w:spacing w:after="0" w:line="380" w:lineRule="exact"/>
+        <w:spacing w:after="0" w:line="440" w:lineRule="exact"/>
         <w:ind w:left="0" w:right="0" w:firstLine="0"/>
         <w:rPr>
           <w:szCs w:val="28"/>
@@ -810,7 +780,7 @@
     </w:p>
     <w:p>
       <w:pPr>
-        <w:spacing w:after="0" w:line="380" w:lineRule="exact"/>
+        <w:spacing w:after="0" w:line="440" w:lineRule="exact"/>
         <w:ind w:left="0" w:right="0" w:firstLine="0"/>
         <w:rPr>
           <w:szCs w:val="28"/>
@@ -828,6 +798,7 @@
       <w:pPr>
         <w:spacing w:beforeLines="50" w:before="120" w:after="0" w:line="400" w:lineRule="exact"/>
         <w:ind w:left="0" w:right="0" w:firstLine="0"/>
+        <w:jc w:val="both"/>
         <w:rPr>
           <w:sz w:val="32"/>
           <w:szCs w:val="32"/>
@@ -846,8 +817,9 @@
     </w:p>
     <w:p>
       <w:pPr>
-        <w:spacing w:after="0" w:line="360" w:lineRule="exact"/>
+        <w:spacing w:after="0" w:line="440" w:lineRule="exact"/>
         <w:ind w:left="-6" w:right="0" w:hanging="11"/>
+        <w:jc w:val="both"/>
         <w:rPr>
           <w:szCs w:val="28"/>
         </w:rPr>
@@ -863,22 +835,54 @@
         <w:rPr>
           <w:rFonts w:hint="eastAsia"/>
           <w:szCs w:val="28"/>
-        </w:rPr>
-        <w:t>這首詞不掩飾</w:t>
-      </w:r>
-      <w:r>
-        <w:rPr>
-          <w:rFonts w:hint="eastAsia"/>
-          <w:szCs w:val="28"/>
-        </w:rPr>
-        <w:t>的</w:t>
-      </w:r>
-      <w:r>
-        <w:rPr>
-          <w:rFonts w:hint="eastAsia"/>
-          <w:szCs w:val="28"/>
-        </w:rPr>
-        <w:t>流露了女子青春的熱情，迫切要求戀愛自由。詞意</w:t>
+          <w:u w:val="single"/>
+        </w:rPr>
+        <w:t>晚唐</w:t>
+      </w:r>
+      <w:r>
+        <w:rPr>
+          <w:rFonts w:hint="eastAsia"/>
+          <w:szCs w:val="28"/>
+        </w:rPr>
+        <w:t>詞人</w:t>
+      </w:r>
+      <w:r>
+        <w:rPr>
+          <w:rFonts w:hint="eastAsia"/>
+          <w:szCs w:val="28"/>
+          <w:u w:val="single"/>
+        </w:rPr>
+        <w:t>韋莊</w:t>
+      </w:r>
+      <w:r>
+        <w:rPr>
+          <w:rFonts w:hint="eastAsia"/>
+          <w:szCs w:val="28"/>
+        </w:rPr>
+        <w:t>的這首《思帝鄉·春日遊》，堪稱</w:t>
+      </w:r>
+      <w:r>
+        <w:rPr>
+          <w:rFonts w:hint="eastAsia"/>
+          <w:szCs w:val="28"/>
+          <w:u w:val="single"/>
+        </w:rPr>
+        <w:t>中國</w:t>
+      </w:r>
+      <w:r>
+        <w:rPr>
+          <w:rFonts w:hint="eastAsia"/>
+          <w:szCs w:val="28"/>
+        </w:rPr>
+        <w:t>古典詩詞中描繪女性愛情覺醒與追求自由最為驚心動魄的篇章。</w:t>
+      </w:r>
+      <w:proofErr w:type="gramStart"/>
+      <w:r>
+        <w:rPr>
+          <w:rFonts w:hint="eastAsia"/>
+          <w:szCs w:val="28"/>
+        </w:rPr>
+        <w:t>全詞</w:t>
       </w:r>
       <w:r>
         <w:rPr>
@@ -887,37 +891,64 @@
           <w:bCs/>
           <w:szCs w:val="28"/>
         </w:rPr>
-        <w:t>質樸</w:t>
-      </w:r>
-      <w:r>
-        <w:rPr>
-          <w:rFonts w:hint="eastAsia"/>
-          <w:szCs w:val="28"/>
-        </w:rPr>
-        <w:t>大膽，很近民歌。</w:t>
+        <w:t>不</w:t>
+      </w:r>
+      <w:proofErr w:type="gramEnd"/>
+      <w:r>
+        <w:rPr>
+          <w:rFonts w:hint="eastAsia"/>
+          <w:b/>
+          <w:bCs/>
+          <w:szCs w:val="28"/>
+        </w:rPr>
+        <w:t>著粉飾</w:t>
+      </w:r>
+      <w:r>
+        <w:rPr>
+          <w:rFonts w:hint="eastAsia"/>
+          <w:szCs w:val="28"/>
+        </w:rPr>
+        <w:t>，以極具動感的筆墨，塑造了一位衝破</w:t>
+      </w:r>
+      <w:r>
+        <w:rPr>
+          <w:rFonts w:hint="eastAsia"/>
+          <w:b/>
+          <w:bCs/>
+          <w:szCs w:val="28"/>
+        </w:rPr>
+        <w:t>封建禮教枷鎖</w:t>
+      </w:r>
+      <w:r>
+        <w:rPr>
+          <w:rFonts w:hint="eastAsia"/>
+          <w:szCs w:val="28"/>
+        </w:rPr>
+        <w:t>、大膽追求真愛的妙齡女子形象。</w:t>
       </w:r>
     </w:p>
     <w:p>
       <w:pPr>
-        <w:spacing w:after="0" w:line="360" w:lineRule="exact"/>
+        <w:spacing w:after="0" w:line="440" w:lineRule="exact"/>
         <w:ind w:left="-6" w:right="0" w:hanging="11"/>
-        <w:rPr>
-          <w:szCs w:val="28"/>
-        </w:rPr>
-      </w:pPr>
-      <w:r>
-        <w:rPr>
-          <w:rFonts w:hint="eastAsia"/>
-          <w:szCs w:val="28"/>
-        </w:rPr>
-        <w:t xml:space="preserve">  </w:t>
-      </w:r>
-      <w:r>
-        <w:rPr>
-          <w:rFonts w:hint="eastAsia"/>
-          <w:szCs w:val="28"/>
-        </w:rPr>
-        <w:t xml:space="preserve">  </w:t>
+        <w:jc w:val="both"/>
+        <w:rPr>
+          <w:szCs w:val="28"/>
+        </w:rPr>
+      </w:pPr>
+      <w:r>
+        <w:rPr>
+          <w:rFonts w:hint="eastAsia"/>
+          <w:szCs w:val="28"/>
+        </w:rPr>
+        <w:t xml:space="preserve">　　</w:t>
+      </w:r>
+      <w:r>
+        <w:rPr>
+          <w:rFonts w:hint="eastAsia"/>
+          <w:szCs w:val="28"/>
+        </w:rPr>
+        <w:t>詞的開篇「春日遊，杏花</w:t>
       </w:r>
       <w:proofErr w:type="gramStart"/>
       <w:r>
@@ -925,7 +956,7 @@
           <w:rFonts w:hint="eastAsia"/>
           <w:szCs w:val="28"/>
         </w:rPr>
-        <w:t>此詞開端</w:t>
+        <w:t>吹滿頭</w:t>
       </w:r>
       <w:proofErr w:type="gramEnd"/>
       <w:r>
@@ -933,58 +964,7 @@
           <w:rFonts w:hint="eastAsia"/>
           <w:szCs w:val="28"/>
         </w:rPr>
-        <w:t>之</w:t>
-      </w:r>
-      <w:r>
-        <w:rPr>
-          <w:rFonts w:hint="eastAsia"/>
-          <w:szCs w:val="28"/>
-        </w:rPr>
-        <w:t>「</w:t>
-      </w:r>
-      <w:r>
-        <w:rPr>
-          <w:rFonts w:hint="eastAsia"/>
-          <w:szCs w:val="28"/>
-        </w:rPr>
-        <w:t>春日</w:t>
-      </w:r>
-      <w:r>
-        <w:rPr>
-          <w:rFonts w:hint="eastAsia"/>
-          <w:szCs w:val="28"/>
-        </w:rPr>
-        <w:t>遊」</w:t>
-      </w:r>
-      <w:r>
-        <w:rPr>
-          <w:rFonts w:hint="eastAsia"/>
-          <w:szCs w:val="28"/>
-        </w:rPr>
-        <w:t>三字，表面看來原只是極為簡單直接的一句敘述而已，然而卻已經為後文所寫的感情之</w:t>
-      </w:r>
-      <w:r>
-        <w:rPr>
-          <w:rFonts w:hint="eastAsia"/>
-          <w:szCs w:val="28"/>
-        </w:rPr>
-        <w:t>濃</w:t>
-      </w:r>
-      <w:proofErr w:type="gramStart"/>
-      <w:r>
-        <w:rPr>
-          <w:rFonts w:hint="eastAsia"/>
-          <w:szCs w:val="28"/>
-        </w:rPr>
-        <w:t>摯</w:t>
-      </w:r>
-      <w:proofErr w:type="gramEnd"/>
-      <w:r>
-        <w:rPr>
-          <w:rFonts w:hint="eastAsia"/>
-          <w:szCs w:val="28"/>
-        </w:rPr>
-        <w:t>做了很好的準備和</w:t>
+        <w:t>」，</w:t>
       </w:r>
       <w:r>
         <w:rPr>
@@ -993,42 +973,118 @@
           <w:bCs/>
           <w:szCs w:val="28"/>
         </w:rPr>
-        <w:t>渲染</w:t>
-      </w:r>
-      <w:r>
-        <w:rPr>
-          <w:rFonts w:hint="eastAsia"/>
-          <w:szCs w:val="28"/>
-        </w:rPr>
-        <w:t>。試想</w:t>
-      </w:r>
-      <w:r>
-        <w:rPr>
-          <w:rFonts w:hint="eastAsia"/>
-          <w:szCs w:val="28"/>
-        </w:rPr>
-        <w:t>「</w:t>
-      </w:r>
-      <w:r>
-        <w:rPr>
-          <w:rFonts w:hint="eastAsia"/>
-          <w:szCs w:val="28"/>
-        </w:rPr>
-        <w:t>春日</w:t>
-      </w:r>
-      <w:r>
-        <w:rPr>
-          <w:rFonts w:hint="eastAsia"/>
-          <w:szCs w:val="28"/>
-        </w:rPr>
-        <w:t>」</w:t>
-      </w:r>
-      <w:r>
-        <w:rPr>
-          <w:rFonts w:hint="eastAsia"/>
-          <w:szCs w:val="28"/>
-        </w:rPr>
-        <w:t>是何等美好的季節，草木之萌發，昆蟲之</w:t>
+        <w:t>寥寥</w:t>
+      </w:r>
+      <w:r>
+        <w:rPr>
+          <w:rFonts w:hint="eastAsia"/>
+          <w:szCs w:val="28"/>
+        </w:rPr>
+        <w:t>數字便勾勒出一幅生機盎然的</w:t>
+      </w:r>
+      <w:proofErr w:type="gramStart"/>
+      <w:r>
+        <w:rPr>
+          <w:rFonts w:hint="eastAsia"/>
+          <w:szCs w:val="28"/>
+        </w:rPr>
+        <w:t>春郊春遊</w:t>
+      </w:r>
+      <w:proofErr w:type="gramEnd"/>
+      <w:r>
+        <w:rPr>
+          <w:rFonts w:hint="eastAsia"/>
+          <w:szCs w:val="28"/>
+        </w:rPr>
+        <w:t>圖。春風拂面，</w:t>
+      </w:r>
+      <w:proofErr w:type="gramStart"/>
+      <w:r>
+        <w:rPr>
+          <w:rFonts w:hint="eastAsia"/>
+          <w:szCs w:val="28"/>
+        </w:rPr>
+        <w:t>紛</w:t>
+      </w:r>
+      <w:proofErr w:type="gramEnd"/>
+      <w:r>
+        <w:rPr>
+          <w:rFonts w:hint="eastAsia"/>
+          <w:szCs w:val="28"/>
+        </w:rPr>
+        <w:t>落的杏花</w:t>
+      </w:r>
+      <w:proofErr w:type="gramStart"/>
+      <w:r>
+        <w:rPr>
+          <w:rFonts w:hint="eastAsia"/>
+          <w:szCs w:val="28"/>
+        </w:rPr>
+        <w:t>沾滿了遊人</w:t>
+      </w:r>
+      <w:proofErr w:type="gramEnd"/>
+      <w:r>
+        <w:rPr>
+          <w:rFonts w:hint="eastAsia"/>
+          <w:szCs w:val="28"/>
+        </w:rPr>
+        <w:t>的</w:t>
+      </w:r>
+      <w:proofErr w:type="gramStart"/>
+      <w:r>
+        <w:rPr>
+          <w:rFonts w:hint="eastAsia"/>
+          <w:szCs w:val="28"/>
+        </w:rPr>
+        <w:t>髮</w:t>
+      </w:r>
+      <w:proofErr w:type="gramEnd"/>
+      <w:r>
+        <w:rPr>
+          <w:rFonts w:hint="eastAsia"/>
+          <w:szCs w:val="28"/>
+        </w:rPr>
+        <w:t>鬢。這不僅是自然景致的描繪，更是女主角青春生命力的寫照。</w:t>
+      </w:r>
+    </w:p>
+    <w:p>
+      <w:pPr>
+        <w:spacing w:after="0" w:line="440" w:lineRule="exact"/>
+        <w:ind w:left="-6" w:right="0" w:hanging="11"/>
+        <w:jc w:val="both"/>
+        <w:rPr>
+          <w:szCs w:val="28"/>
+        </w:rPr>
+      </w:pPr>
+      <w:r>
+        <w:rPr>
+          <w:rFonts w:hint="eastAsia"/>
+          <w:szCs w:val="28"/>
+        </w:rPr>
+        <w:t xml:space="preserve">　　</w:t>
+      </w:r>
+      <w:r>
+        <w:rPr>
+          <w:rFonts w:hint="eastAsia"/>
+          <w:szCs w:val="28"/>
+        </w:rPr>
+        <w:t>在這樣一個生命力勃發的時刻，便有了命定的相逢：「</w:t>
+      </w:r>
+      <w:proofErr w:type="gramStart"/>
+      <w:r>
+        <w:rPr>
+          <w:rFonts w:hint="eastAsia"/>
+          <w:szCs w:val="28"/>
+        </w:rPr>
+        <w:t>陌</w:t>
+      </w:r>
+      <w:proofErr w:type="gramEnd"/>
+      <w:r>
+        <w:rPr>
+          <w:rFonts w:hint="eastAsia"/>
+          <w:szCs w:val="28"/>
+        </w:rPr>
+        <w:t>上誰家年少足風流？」田間小路上，那迎面而來的少年是如此英俊瀟灑、</w:t>
       </w:r>
       <w:r>
         <w:rPr>
@@ -1037,9 +1093,128 @@
           <w:bCs/>
           <w:szCs w:val="28"/>
         </w:rPr>
-        <w:t>起</w:t>
+        <w:t>風流倜儻</w:t>
+      </w:r>
+      <w:r>
+        <w:rPr>
+          <w:rFonts w:hint="eastAsia"/>
+          <w:szCs w:val="28"/>
+        </w:rPr>
+        <w:t>。女主角並非羞澀地低頭避開，而是大膽地矚目、讚美。這一聲驚嘆，充滿了對生命之美的直覺欣賞，點燃了她心中的愛情烈火。</w:t>
+      </w:r>
+    </w:p>
+    <w:p>
+      <w:pPr>
+        <w:spacing w:after="0" w:line="440" w:lineRule="exact"/>
+        <w:ind w:left="-6" w:right="0" w:hanging="11"/>
+        <w:jc w:val="both"/>
+        <w:rPr>
+          <w:szCs w:val="28"/>
+        </w:rPr>
+      </w:pPr>
+      <w:r>
+        <w:rPr>
+          <w:rFonts w:hint="eastAsia"/>
+          <w:szCs w:val="28"/>
+        </w:rPr>
+        <w:t xml:space="preserve">　　</w:t>
+      </w:r>
+      <w:r>
+        <w:rPr>
+          <w:rFonts w:hint="eastAsia"/>
+          <w:spacing w:val="-8"/>
+          <w:szCs w:val="28"/>
+        </w:rPr>
+        <w:t>如果說前半</w:t>
       </w:r>
       <w:proofErr w:type="gramStart"/>
+      <w:r>
+        <w:rPr>
+          <w:rFonts w:hint="eastAsia"/>
+          <w:spacing w:val="-8"/>
+          <w:szCs w:val="28"/>
+        </w:rPr>
+        <w:t>闋</w:t>
+      </w:r>
+      <w:proofErr w:type="gramEnd"/>
+      <w:r>
+        <w:rPr>
+          <w:rFonts w:hint="eastAsia"/>
+          <w:spacing w:val="-8"/>
+          <w:szCs w:val="28"/>
+        </w:rPr>
+        <w:t>是視覺的驚</w:t>
+      </w:r>
+      <w:proofErr w:type="gramStart"/>
+      <w:r>
+        <w:rPr>
+          <w:rFonts w:hint="eastAsia"/>
+          <w:spacing w:val="-8"/>
+          <w:szCs w:val="28"/>
+        </w:rPr>
+        <w:t>艷</w:t>
+      </w:r>
+      <w:proofErr w:type="gramEnd"/>
+      <w:r>
+        <w:rPr>
+          <w:rFonts w:hint="eastAsia"/>
+          <w:spacing w:val="-8"/>
+          <w:szCs w:val="28"/>
+        </w:rPr>
+        <w:t>，後半</w:t>
+      </w:r>
+      <w:proofErr w:type="gramStart"/>
+      <w:r>
+        <w:rPr>
+          <w:rFonts w:hint="eastAsia"/>
+          <w:spacing w:val="-8"/>
+          <w:szCs w:val="28"/>
+        </w:rPr>
+        <w:t>闋</w:t>
+      </w:r>
+      <w:proofErr w:type="gramEnd"/>
+      <w:r>
+        <w:rPr>
+          <w:rFonts w:hint="eastAsia"/>
+          <w:spacing w:val="-8"/>
+          <w:szCs w:val="28"/>
+        </w:rPr>
+        <w:t>則是心靈的震撼。「</w:t>
+      </w:r>
+      <w:proofErr w:type="gramStart"/>
+      <w:r>
+        <w:rPr>
+          <w:rFonts w:hint="eastAsia"/>
+          <w:spacing w:val="-8"/>
+          <w:szCs w:val="28"/>
+        </w:rPr>
+        <w:t>妾擬將身嫁</w:t>
+      </w:r>
+      <w:proofErr w:type="gramEnd"/>
+      <w:r>
+        <w:rPr>
+          <w:rFonts w:hint="eastAsia"/>
+          <w:spacing w:val="-8"/>
+          <w:szCs w:val="28"/>
+        </w:rPr>
+        <w:t>與一生休。」</w:t>
+      </w:r>
+      <w:r>
+        <w:rPr>
+          <w:rFonts w:hint="eastAsia"/>
+          <w:szCs w:val="28"/>
+        </w:rPr>
+        <w:t>此</w:t>
+      </w:r>
+      <w:proofErr w:type="gramStart"/>
+      <w:r>
+        <w:rPr>
+          <w:rFonts w:hint="eastAsia"/>
+          <w:szCs w:val="28"/>
+        </w:rPr>
+        <w:t>句直抒</w:t>
+      </w:r>
+      <w:proofErr w:type="gramEnd"/>
       <w:r>
         <w:rPr>
           <w:rFonts w:hint="eastAsia"/>
@@ -1047,411 +1222,191 @@
           <w:bCs/>
           <w:szCs w:val="28"/>
         </w:rPr>
-        <w:t>蟄</w:t>
+        <w:t>胸臆</w:t>
+      </w:r>
+      <w:r>
+        <w:rPr>
+          <w:rFonts w:hint="eastAsia"/>
+          <w:szCs w:val="28"/>
+        </w:rPr>
+        <w:t>，女主角在瞬息之間做出了決定：我要將自己的一生託付給他，至死方休。這種「一見鍾情」</w:t>
+      </w:r>
+      <w:proofErr w:type="gramStart"/>
+      <w:r>
+        <w:rPr>
+          <w:rFonts w:hint="eastAsia"/>
+          <w:szCs w:val="28"/>
+        </w:rPr>
+        <w:t>式的</w:t>
+      </w:r>
+      <w:r>
+        <w:rPr>
+          <w:rFonts w:hint="eastAsia"/>
+          <w:b/>
+          <w:bCs/>
+          <w:szCs w:val="28"/>
+        </w:rPr>
+        <w:t>決</w:t>
       </w:r>
       <w:proofErr w:type="gramEnd"/>
       <w:r>
         <w:rPr>
           <w:rFonts w:hint="eastAsia"/>
-          <w:szCs w:val="28"/>
-        </w:rPr>
-        <w:t>，一切都表現了一種生命之覺醒與躍動。而</w:t>
-      </w:r>
-      <w:r>
-        <w:rPr>
-          <w:rFonts w:hint="eastAsia"/>
-          <w:szCs w:val="28"/>
-        </w:rPr>
-        <w:t>「</w:t>
-      </w:r>
-      <w:r>
-        <w:rPr>
-          <w:rFonts w:hint="eastAsia"/>
-          <w:szCs w:val="28"/>
-        </w:rPr>
-        <w:t>春日</w:t>
-      </w:r>
-      <w:r>
-        <w:rPr>
-          <w:rFonts w:hint="eastAsia"/>
-          <w:szCs w:val="28"/>
-        </w:rPr>
-        <w:t>」</w:t>
-      </w:r>
-      <w:r>
-        <w:rPr>
-          <w:rFonts w:hint="eastAsia"/>
-          <w:szCs w:val="28"/>
-        </w:rPr>
-        <w:t>之後更加</w:t>
-      </w:r>
-      <w:proofErr w:type="gramStart"/>
-      <w:r>
-        <w:rPr>
-          <w:rFonts w:hint="eastAsia"/>
-          <w:szCs w:val="28"/>
-        </w:rPr>
-        <w:t>一</w:t>
-      </w:r>
-      <w:proofErr w:type="gramEnd"/>
-      <w:r>
-        <w:rPr>
-          <w:rFonts w:hint="eastAsia"/>
-          <w:szCs w:val="28"/>
-        </w:rPr>
-        <w:t>「遊」</w:t>
-      </w:r>
-      <w:r>
-        <w:rPr>
-          <w:rFonts w:hint="eastAsia"/>
-          <w:szCs w:val="28"/>
-        </w:rPr>
-        <w:t>字，則此</w:t>
-      </w:r>
-      <w:r>
-        <w:rPr>
-          <w:rFonts w:hint="eastAsia"/>
-          <w:szCs w:val="28"/>
-        </w:rPr>
-        <w:t>「</w:t>
-      </w:r>
-      <w:r>
-        <w:rPr>
-          <w:rFonts w:hint="eastAsia"/>
-          <w:szCs w:val="28"/>
-        </w:rPr>
-        <w:t>春遊</w:t>
-      </w:r>
-      <w:r>
-        <w:rPr>
-          <w:rFonts w:hint="eastAsia"/>
-          <w:szCs w:val="28"/>
-        </w:rPr>
-        <w:t>」</w:t>
-      </w:r>
-      <w:r>
-        <w:rPr>
-          <w:rFonts w:hint="eastAsia"/>
-          <w:szCs w:val="28"/>
-        </w:rPr>
-        <w:t>之人的春心之欲，</w:t>
-      </w:r>
-      <w:proofErr w:type="gramStart"/>
-      <w:r>
-        <w:rPr>
-          <w:rFonts w:hint="eastAsia"/>
-          <w:szCs w:val="28"/>
-        </w:rPr>
-        <w:t>隨春物</w:t>
-      </w:r>
-      <w:proofErr w:type="gramEnd"/>
-      <w:r>
-        <w:rPr>
-          <w:rFonts w:hint="eastAsia"/>
-          <w:szCs w:val="28"/>
-        </w:rPr>
-        <w:t>以共同萌發及躍</w:t>
-      </w:r>
-      <w:proofErr w:type="gramStart"/>
-      <w:r>
-        <w:rPr>
-          <w:rFonts w:hint="eastAsia"/>
-          <w:szCs w:val="28"/>
-        </w:rPr>
-        <w:t>動從而</w:t>
-      </w:r>
-      <w:proofErr w:type="gramEnd"/>
-      <w:r>
-        <w:rPr>
-          <w:rFonts w:hint="eastAsia"/>
-          <w:szCs w:val="28"/>
-        </w:rPr>
-        <w:t>可知。而春遊所見之</w:t>
-      </w:r>
-      <w:proofErr w:type="gramStart"/>
-      <w:r>
-        <w:rPr>
-          <w:rFonts w:hint="eastAsia"/>
-          <w:szCs w:val="28"/>
-        </w:rPr>
-        <w:t>萬紫千紅鶯飛蝶</w:t>
-      </w:r>
-      <w:proofErr w:type="gramEnd"/>
-      <w:r>
-        <w:rPr>
-          <w:rFonts w:hint="eastAsia"/>
-          <w:szCs w:val="28"/>
-        </w:rPr>
-        <w:t>舞之景象也</w:t>
-      </w:r>
-      <w:proofErr w:type="gramStart"/>
-      <w:r>
-        <w:rPr>
-          <w:rFonts w:hint="eastAsia"/>
-          <w:szCs w:val="28"/>
-        </w:rPr>
-        <w:t>就從而</w:t>
-      </w:r>
-      <w:proofErr w:type="gramEnd"/>
-      <w:r>
-        <w:rPr>
-          <w:rFonts w:hint="eastAsia"/>
-          <w:szCs w:val="28"/>
-        </w:rPr>
-        <w:t>可想了。其後再加以</w:t>
-      </w:r>
-      <w:r>
-        <w:rPr>
-          <w:rFonts w:hint="eastAsia"/>
-          <w:szCs w:val="28"/>
-        </w:rPr>
-        <w:t>「</w:t>
-      </w:r>
-      <w:r>
-        <w:rPr>
-          <w:rFonts w:hint="eastAsia"/>
-          <w:szCs w:val="28"/>
-        </w:rPr>
-        <w:t>杏花</w:t>
-      </w:r>
-      <w:proofErr w:type="gramStart"/>
-      <w:r>
-        <w:rPr>
-          <w:rFonts w:hint="eastAsia"/>
-          <w:szCs w:val="28"/>
-        </w:rPr>
-        <w:t>吹滿頭</w:t>
-      </w:r>
-      <w:proofErr w:type="gramEnd"/>
-      <w:r>
-        <w:rPr>
-          <w:rFonts w:hint="eastAsia"/>
-          <w:szCs w:val="28"/>
-        </w:rPr>
-        <w:t>」</w:t>
-      </w:r>
-      <w:r>
-        <w:rPr>
-          <w:rFonts w:hint="eastAsia"/>
-          <w:szCs w:val="28"/>
-        </w:rPr>
-        <w:t>一句，則外在之</w:t>
-      </w:r>
-      <w:proofErr w:type="gramStart"/>
-      <w:r>
-        <w:rPr>
-          <w:rFonts w:hint="eastAsia"/>
-          <w:szCs w:val="28"/>
-        </w:rPr>
-        <w:t>春物遂</w:t>
-      </w:r>
-      <w:proofErr w:type="gramEnd"/>
-      <w:r>
-        <w:rPr>
-          <w:rFonts w:hint="eastAsia"/>
-          <w:szCs w:val="28"/>
-        </w:rPr>
-        <w:t>與遊春之人更加了一層直接的關係。</w:t>
+          <w:b/>
+          <w:bCs/>
+          <w:szCs w:val="28"/>
+        </w:rPr>
+        <w:t>絕</w:t>
+      </w:r>
+      <w:r>
+        <w:rPr>
+          <w:rFonts w:hint="eastAsia"/>
+          <w:szCs w:val="28"/>
+        </w:rPr>
+        <w:t>，展現了極致的深情與果敢。</w:t>
       </w:r>
     </w:p>
     <w:p>
       <w:pPr>
-        <w:spacing w:after="0" w:line="360" w:lineRule="exact"/>
+        <w:spacing w:after="0" w:line="440" w:lineRule="exact"/>
         <w:ind w:left="-6" w:right="0" w:hanging="11"/>
-        <w:rPr>
-          <w:szCs w:val="28"/>
-        </w:rPr>
-      </w:pPr>
-      <w:r>
-        <w:rPr>
-          <w:rFonts w:hint="eastAsia"/>
-          <w:szCs w:val="28"/>
-        </w:rPr>
-        <w:t xml:space="preserve">    「</w:t>
-      </w:r>
-      <w:r>
-        <w:rPr>
-          <w:rFonts w:hint="eastAsia"/>
-          <w:szCs w:val="28"/>
-        </w:rPr>
-        <w:t>吹</w:t>
-      </w:r>
-      <w:r>
-        <w:rPr>
-          <w:rFonts w:hint="eastAsia"/>
-          <w:szCs w:val="28"/>
-        </w:rPr>
-        <w:t>」</w:t>
-      </w:r>
-      <w:r>
-        <w:rPr>
-          <w:rFonts w:hint="eastAsia"/>
-          <w:szCs w:val="28"/>
-        </w:rPr>
-        <w:t>字雖</w:t>
-      </w:r>
-      <w:proofErr w:type="gramStart"/>
-      <w:r>
-        <w:rPr>
-          <w:rFonts w:hint="eastAsia"/>
-          <w:szCs w:val="28"/>
-        </w:rPr>
-        <w:t>有花片被</w:t>
-      </w:r>
-      <w:proofErr w:type="gramEnd"/>
-      <w:r>
-        <w:rPr>
-          <w:rFonts w:hint="eastAsia"/>
-          <w:szCs w:val="28"/>
-        </w:rPr>
-        <w:t>風吹落的意思，然而在此一句中卻並沒有花</w:t>
-      </w:r>
-      <w:proofErr w:type="gramStart"/>
-      <w:r>
-        <w:rPr>
-          <w:rFonts w:hint="eastAsia"/>
-          <w:szCs w:val="28"/>
-        </w:rPr>
-        <w:t>落春歸的哀感</w:t>
-      </w:r>
-      <w:proofErr w:type="gramEnd"/>
-      <w:r>
-        <w:rPr>
-          <w:rFonts w:hint="eastAsia"/>
-          <w:szCs w:val="28"/>
-        </w:rPr>
-        <w:t>，而卻表現出</w:t>
-      </w:r>
-      <w:proofErr w:type="gramStart"/>
-      <w:r>
-        <w:rPr>
-          <w:rFonts w:hint="eastAsia"/>
-          <w:szCs w:val="28"/>
-        </w:rPr>
-        <w:t>一種當繁花</w:t>
-      </w:r>
-      <w:proofErr w:type="gramEnd"/>
-      <w:r>
-        <w:rPr>
-          <w:rFonts w:hint="eastAsia"/>
-          <w:szCs w:val="28"/>
-        </w:rPr>
-        <w:t>開到極盛時，也同時伴隨</w:t>
-      </w:r>
-      <w:proofErr w:type="gramStart"/>
-      <w:r>
-        <w:rPr>
-          <w:rFonts w:hint="eastAsia"/>
-          <w:szCs w:val="28"/>
-        </w:rPr>
-        <w:t>有花片之</w:t>
-      </w:r>
-      <w:proofErr w:type="gramEnd"/>
-      <w:r>
-        <w:rPr>
-          <w:rFonts w:hint="eastAsia"/>
-          <w:szCs w:val="28"/>
-        </w:rPr>
-        <w:t>飛舞的一種更為</w:t>
-      </w:r>
-      <w:proofErr w:type="gramStart"/>
-      <w:r>
-        <w:rPr>
-          <w:rFonts w:hint="eastAsia"/>
-          <w:szCs w:val="28"/>
-        </w:rPr>
-        <w:t>繽紛盛美的</w:t>
-      </w:r>
-      <w:proofErr w:type="gramEnd"/>
-      <w:r>
-        <w:rPr>
-          <w:rFonts w:hint="eastAsia"/>
-          <w:szCs w:val="28"/>
-        </w:rPr>
-        <w:t>景象。首二句已經為以後的感情之引發，培養和渲染了足夠的氣勢，於是下面才</w:t>
-      </w:r>
-      <w:proofErr w:type="gramStart"/>
-      <w:r>
-        <w:rPr>
-          <w:rFonts w:hint="eastAsia"/>
-          <w:szCs w:val="28"/>
-        </w:rPr>
-        <w:t>一</w:t>
-      </w:r>
-      <w:proofErr w:type="gramEnd"/>
-      <w:r>
-        <w:rPr>
-          <w:rFonts w:hint="eastAsia"/>
-          <w:szCs w:val="28"/>
-        </w:rPr>
-        <w:t>瀉而出毫無假借地寫了</w:t>
-      </w:r>
-      <w:r>
-        <w:rPr>
-          <w:rFonts w:hint="eastAsia"/>
-          <w:szCs w:val="28"/>
-        </w:rPr>
-        <w:t>「</w:t>
-      </w:r>
-      <w:proofErr w:type="gramStart"/>
-      <w:r>
-        <w:rPr>
-          <w:rFonts w:hint="eastAsia"/>
-          <w:szCs w:val="28"/>
-        </w:rPr>
-        <w:t>陌</w:t>
-      </w:r>
-      <w:proofErr w:type="gramEnd"/>
-      <w:r>
-        <w:rPr>
-          <w:rFonts w:hint="eastAsia"/>
-          <w:szCs w:val="28"/>
-        </w:rPr>
-        <w:t>上誰家年少、足風流</w:t>
-      </w:r>
-      <w:r>
-        <w:rPr>
-          <w:rFonts w:hint="eastAsia"/>
-          <w:szCs w:val="28"/>
-        </w:rPr>
-        <w:t>」</w:t>
-      </w:r>
-      <w:r>
-        <w:rPr>
-          <w:rFonts w:hint="eastAsia"/>
-          <w:szCs w:val="28"/>
-        </w:rPr>
-        <w:t>一個上六下三的九字長句，讀起來筆力異常飽滿。</w:t>
-      </w:r>
-      <w:r>
-        <w:rPr>
-          <w:rFonts w:hint="eastAsia"/>
-          <w:szCs w:val="28"/>
-        </w:rPr>
-        <w:t xml:space="preserve"> </w:t>
-      </w:r>
-      <w:r>
-        <w:rPr>
-          <w:rFonts w:hint="eastAsia"/>
-          <w:szCs w:val="28"/>
-        </w:rPr>
-        <w:t>(資料來源：</w:t>
-      </w:r>
-      <w:hyperlink r:id="rId12" w:history="1">
-        <w:r>
-          <w:rPr>
-            <w:rStyle w:val="a7"/>
-            <w:szCs w:val="28"/>
-          </w:rPr>
-          <w:t>https://bit.ly/3RGRBBt</w:t>
-        </w:r>
-      </w:hyperlink>
-      <w:r>
-        <w:rPr>
-          <w:rFonts w:hint="eastAsia"/>
-          <w:szCs w:val="28"/>
-        </w:rPr>
-        <w:t>)</w:t>
+        <w:jc w:val="both"/>
+        <w:rPr>
+          <w:szCs w:val="28"/>
+        </w:rPr>
+      </w:pPr>
+      <w:r>
+        <w:rPr>
+          <w:rFonts w:hint="eastAsia"/>
+          <w:szCs w:val="28"/>
+        </w:rPr>
+        <w:t xml:space="preserve">　　</w:t>
+      </w:r>
+      <w:r>
+        <w:rPr>
+          <w:rFonts w:hint="eastAsia"/>
+          <w:szCs w:val="28"/>
+        </w:rPr>
+        <w:t>更具現代意識的是結尾兩句：「縱被無情棄，不能羞。」她並非天真盲目，她深知世事無常、人心易變，甚至預想到了最壞的結果</w:t>
+      </w:r>
+      <w:r>
+        <w:rPr>
+          <w:rFonts w:hint="eastAsia"/>
+          <w:szCs w:val="28"/>
+        </w:rPr>
+        <w:t>--</w:t>
+      </w:r>
+      <w:r>
+        <w:rPr>
+          <w:rFonts w:hint="eastAsia"/>
+          <w:szCs w:val="28"/>
+        </w:rPr>
+        <w:t>被無情拋棄。然而，即便落得</w:t>
+      </w:r>
+      <w:r>
+        <w:rPr>
+          <w:rFonts w:hint="eastAsia"/>
+          <w:szCs w:val="28"/>
+        </w:rPr>
+        <w:lastRenderedPageBreak/>
+        <w:t>悲劇收場，她也絕不後悔，不感到羞愧。因為這場愛戀是她自主的</w:t>
+      </w:r>
+      <w:r>
+        <w:rPr>
+          <w:rFonts w:hint="eastAsia"/>
+          <w:b/>
+          <w:bCs/>
+          <w:szCs w:val="28"/>
+        </w:rPr>
+        <w:t>抉擇</w:t>
+      </w:r>
+      <w:r>
+        <w:rPr>
+          <w:rFonts w:hint="eastAsia"/>
+          <w:szCs w:val="28"/>
+        </w:rPr>
+        <w:t>，她甘願為自己的選擇承擔代價。這種「不悔」的姿態，將女性的自我意識提升到了前所未有的高度。</w:t>
+      </w:r>
+    </w:p>
+    <w:p>
+      <w:pPr>
+        <w:spacing w:after="0" w:line="440" w:lineRule="exact"/>
+        <w:ind w:left="-6" w:right="0" w:hanging="11"/>
+        <w:jc w:val="both"/>
+        <w:rPr>
+          <w:rFonts w:hint="eastAsia"/>
+          <w:szCs w:val="28"/>
+        </w:rPr>
+      </w:pPr>
+      <w:r>
+        <w:rPr>
+          <w:rFonts w:hint="eastAsia"/>
+          <w:szCs w:val="28"/>
+        </w:rPr>
+        <w:t xml:space="preserve">　　</w:t>
+      </w:r>
+      <w:r>
+        <w:rPr>
+          <w:rFonts w:hint="eastAsia"/>
+          <w:szCs w:val="28"/>
+          <w:u w:val="single"/>
+        </w:rPr>
+        <w:t>韋莊</w:t>
+      </w:r>
+      <w:r>
+        <w:rPr>
+          <w:rFonts w:hint="eastAsia"/>
+          <w:szCs w:val="28"/>
+        </w:rPr>
+        <w:t>在此詞中採用了純粹的</w:t>
+      </w:r>
+      <w:r>
+        <w:rPr>
+          <w:rFonts w:hint="eastAsia"/>
+          <w:b/>
+          <w:bCs/>
+          <w:szCs w:val="28"/>
+        </w:rPr>
+        <w:t>白描</w:t>
+      </w:r>
+      <w:r>
+        <w:rPr>
+          <w:rFonts w:hint="eastAsia"/>
+          <w:szCs w:val="28"/>
+        </w:rPr>
+        <w:t>手法，無一避諱，無一雕琢，卻產生了</w:t>
+      </w:r>
+      <w:r>
+        <w:rPr>
+          <w:rFonts w:hint="eastAsia"/>
+          <w:b/>
+          <w:bCs/>
+          <w:szCs w:val="28"/>
+        </w:rPr>
+        <w:t>重錘擊鼓</w:t>
+      </w:r>
+      <w:r>
+        <w:rPr>
+          <w:rFonts w:hint="eastAsia"/>
+          <w:szCs w:val="28"/>
+        </w:rPr>
+        <w:t>般的藝術震撼力。這首詞之所以流傳千古，不僅在於其音調流利、色彩明麗，更在於它歌頌了一種毫無保留、甘願承擔命運後果的極致</w:t>
+      </w:r>
+      <w:r>
+        <w:rPr>
+          <w:rFonts w:hint="eastAsia"/>
+          <w:b/>
+          <w:bCs/>
+          <w:szCs w:val="28"/>
+        </w:rPr>
+        <w:t>生命美學</w:t>
+      </w:r>
+      <w:r>
+        <w:rPr>
+          <w:rFonts w:hint="eastAsia"/>
+          <w:szCs w:val="28"/>
+        </w:rPr>
+        <w:t>。</w:t>
       </w:r>
     </w:p>
     <w:p>
@@ -1481,18 +1436,19 @@
           <w:ilvl w:val="0"/>
           <w:numId w:val="8"/>
         </w:numPr>
-        <w:spacing w:after="0" w:line="360" w:lineRule="exact"/>
+        <w:spacing w:after="0" w:line="440" w:lineRule="exact"/>
         <w:ind w:leftChars="0" w:left="284" w:right="0" w:hanging="284"/>
-        <w:rPr>
-          <w:szCs w:val="28"/>
-        </w:rPr>
-      </w:pPr>
-      <w:r>
-        <w:rPr>
-          <w:rFonts w:hint="eastAsia"/>
-          <w:szCs w:val="28"/>
-        </w:rPr>
-        <w:t>質樸</w:t>
+        <w:jc w:val="both"/>
+        <w:rPr>
+          <w:szCs w:val="28"/>
+        </w:rPr>
+      </w:pPr>
+      <w:r>
+        <w:rPr>
+          <w:rFonts w:hint="eastAsia"/>
+          <w:szCs w:val="28"/>
+        </w:rPr>
+        <w:t>不著粉飾</w:t>
       </w:r>
       <w:r>
         <w:rPr>
@@ -1501,12 +1457,36 @@
         </w:rPr>
         <w:t>：</w:t>
       </w:r>
-      <w:r>
-        <w:rPr>
-          <w:rFonts w:hint="eastAsia"/>
-          <w:szCs w:val="28"/>
-        </w:rPr>
-        <w:t>樸實無華。</w:t>
+      <w:proofErr w:type="gramStart"/>
+      <w:r>
+        <w:rPr>
+          <w:rFonts w:hint="eastAsia"/>
+          <w:szCs w:val="28"/>
+        </w:rPr>
+        <w:t>指詞作</w:t>
+      </w:r>
+      <w:proofErr w:type="gramEnd"/>
+      <w:r>
+        <w:rPr>
+          <w:rFonts w:hint="eastAsia"/>
+          <w:szCs w:val="28"/>
+        </w:rPr>
+        <w:t>的寫作風格極為自然、樸實，沒有刻意使用華麗的辭藻或繁複的修飾。這裡用來讚美</w:t>
+      </w:r>
+      <w:r>
+        <w:rPr>
+          <w:rFonts w:hint="eastAsia"/>
+          <w:szCs w:val="28"/>
+          <w:u w:val="single"/>
+        </w:rPr>
+        <w:t>韋莊</w:t>
+      </w:r>
+      <w:r>
+        <w:rPr>
+          <w:rFonts w:hint="eastAsia"/>
+          <w:szCs w:val="28"/>
+        </w:rPr>
+        <w:t>直接用最簡單的文字，寫出最真摯、強烈的情感。</w:t>
       </w:r>
     </w:p>
     <w:p>
@@ -1516,137 +1496,33 @@
           <w:ilvl w:val="0"/>
           <w:numId w:val="8"/>
         </w:numPr>
-        <w:spacing w:after="0" w:line="360" w:lineRule="exact"/>
+        <w:spacing w:after="0" w:line="440" w:lineRule="exact"/>
         <w:ind w:leftChars="0" w:left="284" w:right="0" w:hanging="284"/>
-        <w:rPr>
-          <w:szCs w:val="28"/>
-        </w:rPr>
-      </w:pPr>
-      <w:proofErr w:type="gramStart"/>
-      <w:r>
-        <w:rPr>
-          <w:rFonts w:hint="eastAsia"/>
-          <w:szCs w:val="28"/>
-        </w:rPr>
-        <w:t>渲</w:t>
-      </w:r>
-      <w:proofErr w:type="gramEnd"/>
-      <w:r>
-        <w:rPr>
-          <w:rFonts w:hint="eastAsia"/>
-          <w:szCs w:val="28"/>
-        </w:rPr>
-        <w:t>(</w:t>
-      </w:r>
-      <w:proofErr w:type="gramStart"/>
-      <w:r>
-        <w:rPr>
-          <w:rFonts w:hint="eastAsia"/>
-          <w:color w:val="FF0000"/>
-          <w:sz w:val="16"/>
-          <w:szCs w:val="16"/>
-        </w:rPr>
-        <w:t>ㄒㄩㄢ</w:t>
-      </w:r>
-      <w:r>
-        <w:rPr>
-          <w:rFonts w:hint="eastAsia"/>
-          <w:color w:val="FF0000"/>
-          <w:sz w:val="16"/>
-          <w:szCs w:val="16"/>
-        </w:rPr>
-        <w:t>ˋ</w:t>
-      </w:r>
-      <w:proofErr w:type="gramEnd"/>
-      <w:r>
-        <w:rPr>
-          <w:rFonts w:hint="eastAsia"/>
-          <w:szCs w:val="28"/>
-        </w:rPr>
-        <w:t>)</w:t>
-      </w:r>
-      <w:r>
-        <w:rPr>
-          <w:rFonts w:hint="eastAsia"/>
-          <w:szCs w:val="28"/>
-        </w:rPr>
-        <w:t>染</w:t>
-      </w:r>
-    </w:p>
-    <w:p>
-      <w:pPr>
-        <w:pStyle w:val="a9"/>
-        <w:numPr>
-          <w:ilvl w:val="0"/>
-          <w:numId w:val="29"/>
-        </w:numPr>
-        <w:spacing w:after="0" w:line="360" w:lineRule="exact"/>
-        <w:ind w:leftChars="0" w:right="0"/>
-        <w:rPr>
-          <w:szCs w:val="28"/>
-        </w:rPr>
-      </w:pPr>
-      <w:r>
-        <w:rPr>
-          <w:rFonts w:hint="eastAsia"/>
-          <w:szCs w:val="28"/>
-        </w:rPr>
-        <w:t>國畫的一種用色技巧。以水墨或顏料，襯托物像，而形成陰陽向背的效果。</w:t>
-      </w:r>
-    </w:p>
-    <w:p>
-      <w:pPr>
-        <w:pStyle w:val="a9"/>
-        <w:spacing w:after="0" w:line="360" w:lineRule="exact"/>
-        <w:ind w:leftChars="0" w:left="764" w:right="0" w:firstLine="0"/>
-        <w:rPr>
-          <w:szCs w:val="28"/>
-        </w:rPr>
-      </w:pPr>
-      <w:r>
-        <w:rPr>
-          <w:rFonts w:hint="eastAsia"/>
-          <w:szCs w:val="28"/>
-        </w:rPr>
-        <w:t>【例】水墨畫常以渲染的手法，點出主題與背景的明暗分別。</w:t>
-      </w:r>
-    </w:p>
-    <w:p>
-      <w:pPr>
-        <w:pStyle w:val="a9"/>
-        <w:numPr>
-          <w:ilvl w:val="0"/>
-          <w:numId w:val="29"/>
-        </w:numPr>
-        <w:spacing w:after="0" w:line="360" w:lineRule="exact"/>
-        <w:ind w:leftChars="0" w:right="0"/>
-        <w:rPr>
-          <w:szCs w:val="28"/>
-        </w:rPr>
-      </w:pPr>
-      <w:r>
-        <w:rPr>
-          <w:rFonts w:hint="eastAsia"/>
-          <w:szCs w:val="28"/>
-        </w:rPr>
-        <w:t>比喻言詞、文字過度吹噓誇大。</w:t>
-      </w:r>
-    </w:p>
-    <w:p>
-      <w:pPr>
-        <w:pStyle w:val="a9"/>
-        <w:spacing w:after="0" w:line="360" w:lineRule="exact"/>
-        <w:ind w:leftChars="0" w:left="764" w:right="0" w:firstLine="0"/>
-        <w:rPr>
-          <w:szCs w:val="28"/>
-        </w:rPr>
-      </w:pPr>
-      <w:r>
-        <w:rPr>
-          <w:rFonts w:hint="eastAsia"/>
-          <w:szCs w:val="28"/>
-        </w:rPr>
-        <w:t>【例】媒體對事件的過度渲染，常會誤導民眾對真相的認知與了解。</w:t>
+        <w:jc w:val="both"/>
+        <w:rPr>
+          <w:szCs w:val="28"/>
+        </w:rPr>
+      </w:pPr>
+      <w:r>
+        <w:rPr>
+          <w:rFonts w:hint="eastAsia"/>
+          <w:szCs w:val="28"/>
+        </w:rPr>
+        <w:t>封建禮教</w:t>
+      </w:r>
+      <w:r>
+        <w:rPr>
+          <w:rFonts w:hint="eastAsia"/>
+          <w:szCs w:val="28"/>
+        </w:rPr>
+        <w:t>：</w:t>
+      </w:r>
+      <w:r>
+        <w:rPr>
+          <w:rFonts w:hint="eastAsia"/>
+          <w:szCs w:val="28"/>
+        </w:rPr>
+        <w:t>指古代社會中約束人們行為、思想的儒家道德規範與社會體制（如「父母之命，媒妁之言」、「女子應當羞澀被動」等）。文中用來對比女主角主動追求愛情、打破傳統規矩的勇敢行為。</w:t>
       </w:r>
     </w:p>
     <w:p>
@@ -1656,35 +1532,26 @@
           <w:ilvl w:val="0"/>
           <w:numId w:val="8"/>
         </w:numPr>
-        <w:spacing w:after="0" w:line="360" w:lineRule="exact"/>
-        <w:ind w:leftChars="0" w:right="0"/>
-        <w:rPr>
-          <w:rFonts w:hint="eastAsia"/>
-          <w:szCs w:val="28"/>
-        </w:rPr>
-      </w:pPr>
-      <w:r>
-        <w:rPr>
-          <w:rFonts w:hint="eastAsia"/>
-          <w:szCs w:val="28"/>
-        </w:rPr>
-        <w:t>起</w:t>
-      </w:r>
-      <w:proofErr w:type="gramStart"/>
-      <w:r>
-        <w:rPr>
-          <w:rFonts w:hint="eastAsia"/>
-          <w:szCs w:val="28"/>
-        </w:rPr>
-        <w:t>蟄</w:t>
-      </w:r>
-      <w:proofErr w:type="gramEnd"/>
-      <w:r>
-        <w:rPr>
-          <w:rFonts w:hint="eastAsia"/>
-          <w:szCs w:val="28"/>
-        </w:rPr>
-        <w:t>(</w:t>
+        <w:spacing w:after="0" w:line="440" w:lineRule="exact"/>
+        <w:ind w:leftChars="0" w:left="284" w:right="0" w:hanging="284"/>
+        <w:jc w:val="both"/>
+        <w:rPr>
+          <w:szCs w:val="28"/>
+        </w:rPr>
+      </w:pPr>
+      <w:r>
+        <w:rPr>
+          <w:rFonts w:hint="eastAsia"/>
+          <w:szCs w:val="28"/>
+        </w:rPr>
+        <w:t>枷鎖</w:t>
+      </w:r>
+      <w:r>
+        <w:rPr>
+          <w:rFonts w:hint="eastAsia"/>
+          <w:szCs w:val="28"/>
+        </w:rPr>
+        <w:t>（</w:t>
       </w:r>
       <w:proofErr w:type="gramStart"/>
       <w:r>
@@ -1694,8 +1561,9 @@
           <w:sz w:val="16"/>
           <w:szCs w:val="16"/>
         </w:rPr>
-        <w:t>ㄓ</w:t>
-      </w:r>
+        <w:t>ㄐㄧㄚ</w:t>
+      </w:r>
+      <w:proofErr w:type="gramEnd"/>
       <w:r>
         <w:rPr>
           <w:rFonts w:hint="eastAsia"/>
@@ -1703,6 +1571,95 @@
           <w:sz w:val="16"/>
           <w:szCs w:val="16"/>
         </w:rPr>
+        <w:t xml:space="preserve"> </w:t>
+      </w:r>
+      <w:proofErr w:type="gramStart"/>
+      <w:r>
+        <w:rPr>
+          <w:rFonts w:hint="eastAsia"/>
+          <w:color w:val="FF0000"/>
+          <w:sz w:val="16"/>
+          <w:szCs w:val="16"/>
+        </w:rPr>
+        <w:t>ㄙㄨㄛ</w:t>
+      </w:r>
+      <w:r>
+        <w:rPr>
+          <w:rFonts w:hint="eastAsia"/>
+          <w:color w:val="FF0000"/>
+          <w:sz w:val="16"/>
+          <w:szCs w:val="16"/>
+        </w:rPr>
+        <w:t>ˇ</w:t>
+      </w:r>
+      <w:proofErr w:type="gramEnd"/>
+      <w:r>
+        <w:rPr>
+          <w:rFonts w:hint="eastAsia"/>
+          <w:szCs w:val="28"/>
+        </w:rPr>
+        <w:t>）</w:t>
+      </w:r>
+      <w:r>
+        <w:rPr>
+          <w:rFonts w:hint="eastAsia"/>
+          <w:szCs w:val="28"/>
+        </w:rPr>
+        <w:t>：</w:t>
+      </w:r>
+      <w:r>
+        <w:rPr>
+          <w:rFonts w:hint="eastAsia"/>
+          <w:szCs w:val="28"/>
+        </w:rPr>
+        <w:t>原指套在脖子上的刑具，在文中比喻束縛女性自由與情感的封建禮教和社會輿論。</w:t>
+      </w:r>
+    </w:p>
+    <w:p>
+      <w:pPr>
+        <w:pStyle w:val="a9"/>
+        <w:numPr>
+          <w:ilvl w:val="0"/>
+          <w:numId w:val="8"/>
+        </w:numPr>
+        <w:spacing w:after="0" w:line="440" w:lineRule="exact"/>
+        <w:ind w:leftChars="0" w:left="284" w:right="0" w:hanging="284"/>
+        <w:jc w:val="both"/>
+        <w:rPr>
+          <w:szCs w:val="28"/>
+        </w:rPr>
+      </w:pPr>
+      <w:r>
+        <w:rPr>
+          <w:rFonts w:hint="eastAsia"/>
+          <w:szCs w:val="28"/>
+        </w:rPr>
+        <w:t>寥寥</w:t>
+      </w:r>
+      <w:r>
+        <w:rPr>
+          <w:rFonts w:hint="eastAsia"/>
+          <w:szCs w:val="28"/>
+        </w:rPr>
+        <w:t>(</w:t>
+      </w:r>
+      <w:proofErr w:type="gramStart"/>
+      <w:r>
+        <w:rPr>
+          <w:rFonts w:hint="eastAsia"/>
+          <w:color w:val="FF0000"/>
+          <w:sz w:val="16"/>
+          <w:szCs w:val="16"/>
+        </w:rPr>
+        <w:t>ㄌㄧㄠ</w:t>
+      </w:r>
+      <w:r>
+        <w:rPr>
+          <w:rFonts w:hint="eastAsia"/>
+          <w:color w:val="FF0000"/>
+          <w:sz w:val="16"/>
+          <w:szCs w:val="16"/>
+        </w:rPr>
         <w:t>ˊ</w:t>
       </w:r>
       <w:proofErr w:type="gramEnd"/>
@@ -1711,45 +1668,487 @@
           <w:rFonts w:hint="eastAsia"/>
           <w:szCs w:val="28"/>
         </w:rPr>
-        <w:t>)：</w:t>
-      </w:r>
-      <w:r>
-        <w:rPr>
-          <w:szCs w:val="28"/>
-        </w:rPr>
-        <w:t>驚起蟄伏的蟲、獸。</w:t>
+        <w:t>)</w:t>
+      </w:r>
+      <w:r>
+        <w:rPr>
+          <w:rFonts w:hint="eastAsia"/>
+          <w:szCs w:val="28"/>
+        </w:rPr>
+        <w:t>：</w:t>
+      </w:r>
+      <w:r>
+        <w:rPr>
+          <w:rFonts w:hint="eastAsia"/>
+          <w:szCs w:val="28"/>
+        </w:rPr>
+        <w:t>非常稀少、簡單。指開頭只用了短短「春日遊，杏花</w:t>
       </w:r>
       <w:proofErr w:type="gramStart"/>
       <w:r>
         <w:rPr>
-          <w:szCs w:val="28"/>
-        </w:rPr>
-        <w:t>比喻使隱逸</w:t>
+          <w:rFonts w:hint="eastAsia"/>
+          <w:szCs w:val="28"/>
+        </w:rPr>
+        <w:t>吹滿頭</w:t>
       </w:r>
       <w:proofErr w:type="gramEnd"/>
       <w:r>
         <w:rPr>
-          <w:szCs w:val="28"/>
-        </w:rPr>
-        <w:t>的賢才出為</w:t>
+          <w:rFonts w:hint="eastAsia"/>
+          <w:szCs w:val="28"/>
+        </w:rPr>
+        <w:t>」這幾字，就成功營造出畫面感極強</w:t>
       </w:r>
       <w:proofErr w:type="gramStart"/>
       <w:r>
         <w:rPr>
-          <w:szCs w:val="28"/>
-        </w:rPr>
-        <w:t>世</w:t>
+          <w:rFonts w:hint="eastAsia"/>
+          <w:szCs w:val="28"/>
+        </w:rPr>
+        <w:t>的春景</w:t>
       </w:r>
       <w:proofErr w:type="gramEnd"/>
       <w:r>
         <w:rPr>
-          <w:szCs w:val="28"/>
-        </w:rPr>
-        <w:t>用。</w:t>
+          <w:rFonts w:hint="eastAsia"/>
+          <w:szCs w:val="28"/>
+        </w:rPr>
+        <w:t>。</w:t>
+      </w:r>
+    </w:p>
+    <w:p>
+      <w:pPr>
+        <w:pStyle w:val="a9"/>
+        <w:numPr>
+          <w:ilvl w:val="0"/>
+          <w:numId w:val="8"/>
+        </w:numPr>
+        <w:spacing w:after="0" w:line="440" w:lineRule="exact"/>
+        <w:ind w:leftChars="0" w:left="284" w:right="0" w:hanging="284"/>
+        <w:jc w:val="both"/>
+        <w:rPr>
+          <w:szCs w:val="28"/>
+        </w:rPr>
+      </w:pPr>
+      <w:r>
+        <w:rPr>
+          <w:rFonts w:hint="eastAsia"/>
+          <w:szCs w:val="28"/>
+        </w:rPr>
+        <w:t>風流倜儻</w:t>
+      </w:r>
+      <w:r>
+        <w:rPr>
+          <w:rFonts w:hint="eastAsia"/>
+          <w:szCs w:val="28"/>
+        </w:rPr>
+        <w:t>(</w:t>
+      </w:r>
+      <w:proofErr w:type="gramStart"/>
+      <w:r>
+        <w:rPr>
+          <w:rFonts w:hint="eastAsia"/>
+          <w:color w:val="FF0000"/>
+          <w:sz w:val="16"/>
+          <w:szCs w:val="16"/>
+        </w:rPr>
+        <w:t>ㄊㄧ</w:t>
+      </w:r>
+      <w:r>
+        <w:rPr>
+          <w:rFonts w:hint="eastAsia"/>
+          <w:color w:val="FF0000"/>
+          <w:sz w:val="16"/>
+          <w:szCs w:val="16"/>
+        </w:rPr>
+        <w:t>ˋ</w:t>
+      </w:r>
+      <w:proofErr w:type="gramEnd"/>
+      <w:r>
+        <w:rPr>
+          <w:rFonts w:hint="eastAsia"/>
+          <w:color w:val="FF0000"/>
+          <w:sz w:val="16"/>
+          <w:szCs w:val="16"/>
+        </w:rPr>
+        <w:t xml:space="preserve"> </w:t>
+      </w:r>
+      <w:proofErr w:type="gramStart"/>
+      <w:r>
+        <w:rPr>
+          <w:rFonts w:hint="eastAsia"/>
+          <w:color w:val="FF0000"/>
+          <w:sz w:val="16"/>
+          <w:szCs w:val="16"/>
+        </w:rPr>
+        <w:t>ㄊㄤˇ</w:t>
+      </w:r>
+      <w:proofErr w:type="gramEnd"/>
+      <w:r>
+        <w:rPr>
+          <w:rFonts w:hint="eastAsia"/>
+          <w:szCs w:val="28"/>
+        </w:rPr>
+        <w:t>)</w:t>
+      </w:r>
+      <w:r>
+        <w:rPr>
+          <w:rFonts w:hint="eastAsia"/>
+          <w:szCs w:val="28"/>
+        </w:rPr>
+        <w:t>：</w:t>
+      </w:r>
+      <w:r>
+        <w:rPr>
+          <w:rFonts w:hint="eastAsia"/>
+          <w:szCs w:val="28"/>
+        </w:rPr>
+        <w:t>形容英俊瀟灑、才華洋溢且不拘泥於世俗禮法的男子。在文中指的是</w:t>
+      </w:r>
+      <w:proofErr w:type="gramStart"/>
+      <w:r>
+        <w:rPr>
+          <w:rFonts w:hint="eastAsia"/>
+          <w:szCs w:val="28"/>
+        </w:rPr>
+        <w:t>陌</w:t>
+      </w:r>
+      <w:proofErr w:type="gramEnd"/>
+      <w:r>
+        <w:rPr>
+          <w:rFonts w:hint="eastAsia"/>
+          <w:szCs w:val="28"/>
+        </w:rPr>
+        <w:t>上少年那種吸引女主角駐足欣賞的迷人風采與氣質。</w:t>
+      </w:r>
+    </w:p>
+    <w:p>
+      <w:pPr>
+        <w:pStyle w:val="a9"/>
+        <w:numPr>
+          <w:ilvl w:val="0"/>
+          <w:numId w:val="8"/>
+        </w:numPr>
+        <w:spacing w:after="0" w:line="440" w:lineRule="exact"/>
+        <w:ind w:leftChars="0" w:left="284" w:right="0" w:hanging="284"/>
+        <w:jc w:val="both"/>
+        <w:rPr>
+          <w:szCs w:val="28"/>
+        </w:rPr>
+      </w:pPr>
+      <w:r>
+        <w:rPr>
+          <w:rFonts w:hint="eastAsia"/>
+          <w:szCs w:val="28"/>
+        </w:rPr>
+        <w:t>胸臆</w:t>
+      </w:r>
+      <w:r>
+        <w:rPr>
+          <w:rFonts w:hint="eastAsia"/>
+          <w:szCs w:val="28"/>
+        </w:rPr>
+        <w:t>(</w:t>
+      </w:r>
+      <w:proofErr w:type="gramStart"/>
+      <w:r>
+        <w:rPr>
+          <w:rFonts w:hint="eastAsia"/>
+          <w:color w:val="FF0000"/>
+          <w:sz w:val="16"/>
+          <w:szCs w:val="16"/>
+        </w:rPr>
+        <w:t>ㄧ</w:t>
+      </w:r>
+      <w:r>
+        <w:rPr>
+          <w:rFonts w:hint="eastAsia"/>
+          <w:color w:val="FF0000"/>
+          <w:sz w:val="16"/>
+          <w:szCs w:val="16"/>
+        </w:rPr>
+        <w:t>ˋ</w:t>
+      </w:r>
+      <w:proofErr w:type="gramEnd"/>
+      <w:r>
+        <w:rPr>
+          <w:rFonts w:hint="eastAsia"/>
+          <w:szCs w:val="28"/>
+        </w:rPr>
+        <w:t>)</w:t>
+      </w:r>
+      <w:r>
+        <w:rPr>
+          <w:rFonts w:hint="eastAsia"/>
+          <w:szCs w:val="28"/>
+        </w:rPr>
+        <w:t>：</w:t>
+      </w:r>
+      <w:r>
+        <w:rPr>
+          <w:rFonts w:hint="eastAsia"/>
+          <w:szCs w:val="28"/>
+        </w:rPr>
+        <w:t>指內心深處的想法、感受或抱負。文中指女主角毫無保留地將自己心中最真實、最炙熱的愛意與渴望直接宣</w:t>
+      </w:r>
+      <w:proofErr w:type="gramStart"/>
+      <w:r>
+        <w:rPr>
+          <w:rFonts w:hint="eastAsia"/>
+          <w:szCs w:val="28"/>
+        </w:rPr>
+        <w:t>洩</w:t>
+      </w:r>
+      <w:proofErr w:type="gramEnd"/>
+      <w:r>
+        <w:rPr>
+          <w:rFonts w:hint="eastAsia"/>
+          <w:szCs w:val="28"/>
+        </w:rPr>
+        <w:t>出來。</w:t>
+      </w:r>
+    </w:p>
+    <w:p>
+      <w:pPr>
+        <w:pStyle w:val="a9"/>
+        <w:numPr>
+          <w:ilvl w:val="0"/>
+          <w:numId w:val="8"/>
+        </w:numPr>
+        <w:spacing w:after="0" w:line="440" w:lineRule="exact"/>
+        <w:ind w:leftChars="0" w:left="284" w:right="0" w:hanging="284"/>
+        <w:jc w:val="both"/>
+        <w:rPr>
+          <w:szCs w:val="28"/>
+        </w:rPr>
+      </w:pPr>
+      <w:r>
+        <w:rPr>
+          <w:rFonts w:hint="eastAsia"/>
+          <w:szCs w:val="28"/>
+        </w:rPr>
+        <w:t>決絕</w:t>
+      </w:r>
+      <w:r>
+        <w:rPr>
+          <w:rFonts w:hint="eastAsia"/>
+          <w:szCs w:val="28"/>
+        </w:rPr>
+        <w:t>：</w:t>
+      </w:r>
+      <w:r>
+        <w:rPr>
+          <w:rFonts w:hint="eastAsia"/>
+          <w:szCs w:val="28"/>
+        </w:rPr>
+        <w:t>堅決而毫無保留、</w:t>
+      </w:r>
+      <w:proofErr w:type="gramStart"/>
+      <w:r>
+        <w:rPr>
+          <w:rFonts w:hint="eastAsia"/>
+          <w:szCs w:val="28"/>
+        </w:rPr>
+        <w:t>不</w:t>
+      </w:r>
+      <w:proofErr w:type="gramEnd"/>
+      <w:r>
+        <w:rPr>
+          <w:rFonts w:hint="eastAsia"/>
+          <w:szCs w:val="28"/>
+        </w:rPr>
+        <w:t>留退路的態度。形容女主角一旦認定了愛情，就決定託付終身，甚至做好了「縱被無情棄」的心理準備，表現出無比的果斷與勇氣。</w:t>
+      </w:r>
+    </w:p>
+    <w:p>
+      <w:pPr>
+        <w:pStyle w:val="a9"/>
+        <w:numPr>
+          <w:ilvl w:val="0"/>
+          <w:numId w:val="8"/>
+        </w:numPr>
+        <w:spacing w:after="0" w:line="440" w:lineRule="exact"/>
+        <w:ind w:leftChars="0" w:left="284" w:right="0" w:hanging="284"/>
+        <w:jc w:val="both"/>
+        <w:rPr>
+          <w:szCs w:val="28"/>
+        </w:rPr>
+      </w:pPr>
+      <w:r>
+        <w:rPr>
+          <w:rFonts w:hint="eastAsia"/>
+          <w:szCs w:val="28"/>
+        </w:rPr>
+        <w:t>白描</w:t>
+      </w:r>
+      <w:r>
+        <w:rPr>
+          <w:rFonts w:hint="eastAsia"/>
+          <w:szCs w:val="28"/>
+        </w:rPr>
+        <w:t>：</w:t>
+      </w:r>
+      <w:r>
+        <w:rPr>
+          <w:rFonts w:hint="eastAsia"/>
+          <w:szCs w:val="28"/>
+        </w:rPr>
+        <w:t>一種文學寫作手法，指不用華麗的形容詞去鋪張渲染，而是用樸素、簡練的文字直接描摹人事物。文中指詞人用最直接的對話和動態描寫，勾勒出女主角的形象。</w:t>
+      </w:r>
+    </w:p>
+    <w:p>
+      <w:pPr>
+        <w:pStyle w:val="a9"/>
+        <w:numPr>
+          <w:ilvl w:val="0"/>
+          <w:numId w:val="8"/>
+        </w:numPr>
+        <w:spacing w:after="0" w:line="440" w:lineRule="exact"/>
+        <w:ind w:leftChars="0" w:left="284" w:right="0" w:hanging="284"/>
+        <w:jc w:val="both"/>
+        <w:rPr>
+          <w:szCs w:val="28"/>
+        </w:rPr>
+      </w:pPr>
+      <w:r>
+        <w:rPr>
+          <w:rFonts w:hint="eastAsia"/>
+          <w:szCs w:val="28"/>
+        </w:rPr>
+        <w:t>抉擇</w:t>
+      </w:r>
+      <w:r>
+        <w:rPr>
+          <w:rFonts w:hint="eastAsia"/>
+          <w:szCs w:val="28"/>
+        </w:rPr>
+        <w:t>：</w:t>
+      </w:r>
+      <w:r>
+        <w:rPr>
+          <w:rFonts w:hint="eastAsia"/>
+          <w:szCs w:val="28"/>
+        </w:rPr>
+        <w:t>面臨重大關頭時所做出的選擇。在文中指女主角打破命運被動的安排，自己決定要愛誰、要嫁給誰，這是她展現自主意識的重要轉折。</w:t>
+      </w:r>
+    </w:p>
+    <w:p>
+      <w:pPr>
+        <w:pStyle w:val="a9"/>
+        <w:numPr>
+          <w:ilvl w:val="0"/>
+          <w:numId w:val="8"/>
+        </w:numPr>
+        <w:spacing w:after="0" w:line="440" w:lineRule="exact"/>
+        <w:ind w:leftChars="0" w:left="284" w:right="0" w:hanging="426"/>
+        <w:jc w:val="both"/>
+        <w:rPr>
+          <w:szCs w:val="28"/>
+        </w:rPr>
+      </w:pPr>
+      <w:r>
+        <w:rPr>
+          <w:rFonts w:hint="eastAsia"/>
+          <w:szCs w:val="28"/>
+        </w:rPr>
+        <w:t>重錘</w:t>
+      </w:r>
+      <w:r>
+        <w:rPr>
+          <w:rFonts w:hint="eastAsia"/>
+          <w:szCs w:val="28"/>
+        </w:rPr>
+        <w:t>(</w:t>
+      </w:r>
+      <w:proofErr w:type="gramStart"/>
+      <w:r>
+        <w:rPr>
+          <w:rFonts w:hint="eastAsia"/>
+          <w:color w:val="FF0000"/>
+          <w:sz w:val="16"/>
+          <w:szCs w:val="16"/>
+        </w:rPr>
+        <w:t>ㄔㄨㄟ</w:t>
+      </w:r>
+      <w:r>
+        <w:rPr>
+          <w:rFonts w:hint="eastAsia"/>
+          <w:color w:val="FF0000"/>
+          <w:sz w:val="16"/>
+          <w:szCs w:val="16"/>
+        </w:rPr>
+        <w:t>ˊ</w:t>
+      </w:r>
+      <w:proofErr w:type="gramEnd"/>
+      <w:r>
+        <w:rPr>
+          <w:rFonts w:hint="eastAsia"/>
+          <w:szCs w:val="28"/>
+        </w:rPr>
+        <w:t>)</w:t>
+      </w:r>
+      <w:r>
+        <w:rPr>
+          <w:rFonts w:hint="eastAsia"/>
+          <w:szCs w:val="28"/>
+        </w:rPr>
+        <w:t>擊鼓</w:t>
+      </w:r>
+      <w:r>
+        <w:rPr>
+          <w:rFonts w:hint="eastAsia"/>
+          <w:szCs w:val="28"/>
+        </w:rPr>
+        <w:t>：</w:t>
+      </w:r>
+      <w:r>
+        <w:rPr>
+          <w:rFonts w:hint="eastAsia"/>
+          <w:szCs w:val="28"/>
+        </w:rPr>
+        <w:t>比喻力量強大、震撼人心，能直接擊中讀者的心靈。形容韋莊的詞雖然字數少、文字簡單，但帶給讀者的情感衝擊力卻非常強烈。</w:t>
+      </w:r>
+    </w:p>
+    <w:p>
+      <w:pPr>
+        <w:pStyle w:val="a9"/>
+        <w:numPr>
+          <w:ilvl w:val="0"/>
+          <w:numId w:val="8"/>
+        </w:numPr>
+        <w:spacing w:after="0" w:line="440" w:lineRule="exact"/>
+        <w:ind w:leftChars="0" w:left="284" w:right="0" w:hanging="426"/>
+        <w:jc w:val="both"/>
+        <w:rPr>
+          <w:rFonts w:hint="eastAsia"/>
+          <w:szCs w:val="28"/>
+        </w:rPr>
+      </w:pPr>
+      <w:r>
+        <w:rPr>
+          <w:rFonts w:hint="eastAsia"/>
+          <w:szCs w:val="28"/>
+        </w:rPr>
+        <w:t>生命美學</w:t>
+      </w:r>
+      <w:r>
+        <w:rPr>
+          <w:rFonts w:hint="eastAsia"/>
+          <w:szCs w:val="28"/>
+        </w:rPr>
+        <w:t>：</w:t>
+      </w:r>
+      <w:r>
+        <w:rPr>
+          <w:rFonts w:hint="eastAsia"/>
+          <w:szCs w:val="28"/>
+        </w:rPr>
+        <w:t>指一種看待生命價值與生活態度的最高境界。在文中指的是女主角敢於追求真愛、敢於為自己的選擇承擔一切後果（即使受傷也不後悔），這種將生命的自主與熱情發揮到極致的姿態，呈現出一種崇高而動人的美感。</w:t>
       </w:r>
     </w:p>
     <w:sectPr>
-      <w:footerReference w:type="default" r:id="rId13"/>
+      <w:footerReference w:type="default" r:id="rId12"/>
       <w:pgSz w:w="11906" w:h="16838"/>
       <w:pgMar w:top="567" w:right="851" w:bottom="567" w:left="851" w:header="510" w:footer="0" w:gutter="0"/>
       <w:cols w:space="720"/>
@@ -1760,7 +2159,7 @@
 </file>
 
 <file path=word/endnotes.xml><?xml version="1.0" encoding="utf-8"?>
-<w:endnotes xmlns:wpc="http://schemas.microsoft.com/office/word/2010/wordprocessingCanvas" xmlns:cx="http://schemas.microsoft.com/office/drawing/2014/chartex" xmlns:cx1="http://schemas.microsoft.com/office/drawing/2015/9/8/chartex" xmlns:cx2="http://schemas.microsoft.com/office/drawing/2015/10/21/chartex" xmlns:cx3="http://schemas.microsoft.com/office/drawing/2016/5/9/chartex" xmlns:cx4="http://schemas.microsoft.com/office/drawing/2016/5/10/chartex" xmlns:cx5="http://schemas.microsoft.com/office/drawing/2016/5/11/chartex" xmlns:cx6="http://schemas.microsoft.com/office/drawing/2016/5/12/chartex" xmlns:cx7="http://schemas.microsoft.com/office/drawing/2016/5/13/chartex" xmlns:cx8="http://schemas.microsoft.com/office/drawing/2016/5/14/chartex" xmlns:mc="http://schemas.openxmlformats.org/markup-compatibility/2006" xmlns:aink="http://schemas.microsoft.com/office/drawing/2016/ink" xmlns:am3d="http://schemas.microsoft.com/office/drawing/2017/model3d" xmlns:o="urn:schemas-microsoft-com:office:office" xmlns:oel="http://schemas.microsoft.com/office/2019/extlst" xmlns:r="http://schemas.openxmlformats.org/officeDocument/2006/relationships" xmlns:m="http://schemas.openxmlformats.org/officeDocument/2006/math" xmlns:v="urn:schemas-microsoft-com:vml" xmlns:wp14="http://schemas.microsoft.com/office/word/2010/wordprocessingDrawing" xmlns:wp="http://schemas.openxmlformats.org/drawingml/2006/wordprocessingDrawing" xmlns:w10="urn:schemas-microsoft-com:office:word" xmlns:w="http://schemas.openxmlformats.org/wordprocessingml/2006/main" xmlns:w14="http://schemas.microsoft.com/office/word/2010/wordml" xmlns:w15="http://schemas.microsoft.com/office/word/2012/wordml" xmlns:w16cex="http://schemas.microsoft.com/office/word/2018/wordml/cex" xmlns:w16cid="http://schemas.microsoft.com/office/word/2016/wordml/cid" xmlns:w16="http://schemas.microsoft.com/office/word/2018/wordml" xmlns:w16sdtdh="http://schemas.microsoft.com/office/word/2020/wordml/sdtdatahash" xmlns:w16se="http://schemas.microsoft.com/office/word/2015/wordml/symex" xmlns:wpg="http://schemas.microsoft.com/office/word/2010/wordprocessingGroup" xmlns:wpi="http://schemas.microsoft.com/office/word/2010/wordprocessingInk" xmlns:wne="http://schemas.microsoft.com/office/word/2006/wordml" xmlns:wps="http://schemas.microsoft.com/office/word/2010/wordprocessingShape" mc:Ignorable="w14 w15 w16se w16cid w16 w16cex w16sdtdh wp14">
+<w:endnotes xmlns:wpc="http://schemas.microsoft.com/office/word/2010/wordprocessingCanvas" xmlns:cx="http://schemas.microsoft.com/office/drawing/2014/chartex" xmlns:cx1="http://schemas.microsoft.com/office/drawing/2015/9/8/chartex" xmlns:cx2="http://schemas.microsoft.com/office/drawing/2015/10/21/chartex" xmlns:cx3="http://schemas.microsoft.com/office/drawing/2016/5/9/chartex" xmlns:cx4="http://schemas.microsoft.com/office/drawing/2016/5/10/chartex" xmlns:cx5="http://schemas.microsoft.com/office/drawing/2016/5/11/chartex" xmlns:cx6="http://schemas.microsoft.com/office/drawing/2016/5/12/chartex" xmlns:cx7="http://schemas.microsoft.com/office/drawing/2016/5/13/chartex" xmlns:cx8="http://schemas.microsoft.com/office/drawing/2016/5/14/chartex" xmlns:mc="http://schemas.openxmlformats.org/markup-compatibility/2006" xmlns:aink="http://schemas.microsoft.com/office/drawing/2016/ink" xmlns:am3d="http://schemas.microsoft.com/office/drawing/2017/model3d" xmlns:o="urn:schemas-microsoft-com:office:office" xmlns:r="http://schemas.openxmlformats.org/officeDocument/2006/relationships" xmlns:m="http://schemas.openxmlformats.org/officeDocument/2006/math" xmlns:v="urn:schemas-microsoft-com:vml" xmlns:wp14="http://schemas.microsoft.com/office/word/2010/wordprocessingDrawing" xmlns:wp="http://schemas.openxmlformats.org/drawingml/2006/wordprocessingDrawing" xmlns:w10="urn:schemas-microsoft-com:office:word" xmlns:w="http://schemas.openxmlformats.org/wordprocessingml/2006/main" xmlns:w14="http://schemas.microsoft.com/office/word/2010/wordml" xmlns:w15="http://schemas.microsoft.com/office/word/2012/wordml" xmlns:w16cex="http://schemas.microsoft.com/office/word/2018/wordml/cex" xmlns:w16cid="http://schemas.microsoft.com/office/word/2016/wordml/cid" xmlns:w16="http://schemas.microsoft.com/office/word/2018/wordml" xmlns:w16sdtdh="http://schemas.microsoft.com/office/word/2020/wordml/sdtdatahash" xmlns:w16se="http://schemas.microsoft.com/office/word/2015/wordml/symex" xmlns:wpg="http://schemas.microsoft.com/office/word/2010/wordprocessingGroup" xmlns:wpi="http://schemas.microsoft.com/office/word/2010/wordprocessingInk" xmlns:wne="http://schemas.microsoft.com/office/word/2006/wordml" xmlns:wps="http://schemas.microsoft.com/office/word/2010/wordprocessingShape" mc:Ignorable="w14 w15 w16se w16cid w16 w16cex w16sdtdh wp14">
   <w:endnote w:type="separator" w:id="-1">
     <w:p>
       <w:pPr>
@@ -1785,7 +2184,7 @@
 </file>
 
 <file path=word/footer1.xml><?xml version="1.0" encoding="utf-8"?>
-<w:ftr xmlns:wpc="http://schemas.microsoft.com/office/word/2010/wordprocessingCanvas" xmlns:cx="http://schemas.microsoft.com/office/drawing/2014/chartex" xmlns:cx1="http://schemas.microsoft.com/office/drawing/2015/9/8/chartex" xmlns:cx2="http://schemas.microsoft.com/office/drawing/2015/10/21/chartex" xmlns:cx3="http://schemas.microsoft.com/office/drawing/2016/5/9/chartex" xmlns:cx4="http://schemas.microsoft.com/office/drawing/2016/5/10/chartex" xmlns:cx5="http://schemas.microsoft.com/office/drawing/2016/5/11/chartex" xmlns:cx6="http://schemas.microsoft.com/office/drawing/2016/5/12/chartex" xmlns:cx7="http://schemas.microsoft.com/office/drawing/2016/5/13/chartex" xmlns:cx8="http://schemas.microsoft.com/office/drawing/2016/5/14/chartex" xmlns:mc="http://schemas.openxmlformats.org/markup-compatibility/2006" xmlns:aink="http://schemas.microsoft.com/office/drawing/2016/ink" xmlns:am3d="http://schemas.microsoft.com/office/drawing/2017/model3d" xmlns:o="urn:schemas-microsoft-com:office:office" xmlns:oel="http://schemas.microsoft.com/office/2019/extlst" xmlns:r="http://schemas.openxmlformats.org/officeDocument/2006/relationships" xmlns:m="http://schemas.openxmlformats.org/officeDocument/2006/math" xmlns:v="urn:schemas-microsoft-com:vml" xmlns:wp14="http://schemas.microsoft.com/office/word/2010/wordprocessingDrawing" xmlns:wp="http://schemas.openxmlformats.org/drawingml/2006/wordprocessingDrawing" xmlns:w10="urn:schemas-microsoft-com:office:word" xmlns:w="http://schemas.openxmlformats.org/wordprocessingml/2006/main" xmlns:w14="http://schemas.microsoft.com/office/word/2010/wordml" xmlns:w15="http://schemas.microsoft.com/office/word/2012/wordml" xmlns:w16cex="http://schemas.microsoft.com/office/word/2018/wordml/cex" xmlns:w16cid="http://schemas.microsoft.com/office/word/2016/wordml/cid" xmlns:w16="http://schemas.microsoft.com/office/word/2018/wordml" xmlns:w16sdtdh="http://schemas.microsoft.com/office/word/2020/wordml/sdtdatahash" xmlns:w16se="http://schemas.microsoft.com/office/word/2015/wordml/symex" xmlns:wpg="http://schemas.microsoft.com/office/word/2010/wordprocessingGroup" xmlns:wpi="http://schemas.microsoft.com/office/word/2010/wordprocessingInk" xmlns:wne="http://schemas.microsoft.com/office/word/2006/wordml" xmlns:wps="http://schemas.microsoft.com/office/word/2010/wordprocessingShape" mc:Ignorable="w14 w15 w16se w16cid w16 w16cex w16sdtdh wp14">
+<w:ftr xmlns:wpc="http://schemas.microsoft.com/office/word/2010/wordprocessingCanvas" xmlns:cx="http://schemas.microsoft.com/office/drawing/2014/chartex" xmlns:cx1="http://schemas.microsoft.com/office/drawing/2015/9/8/chartex" xmlns:cx2="http://schemas.microsoft.com/office/drawing/2015/10/21/chartex" xmlns:cx3="http://schemas.microsoft.com/office/drawing/2016/5/9/chartex" xmlns:cx4="http://schemas.microsoft.com/office/drawing/2016/5/10/chartex" xmlns:cx5="http://schemas.microsoft.com/office/drawing/2016/5/11/chartex" xmlns:cx6="http://schemas.microsoft.com/office/drawing/2016/5/12/chartex" xmlns:cx7="http://schemas.microsoft.com/office/drawing/2016/5/13/chartex" xmlns:cx8="http://schemas.microsoft.com/office/drawing/2016/5/14/chartex" xmlns:mc="http://schemas.openxmlformats.org/markup-compatibility/2006" xmlns:aink="http://schemas.microsoft.com/office/drawing/2016/ink" xmlns:am3d="http://schemas.microsoft.com/office/drawing/2017/model3d" xmlns:o="urn:schemas-microsoft-com:office:office" xmlns:r="http://schemas.openxmlformats.org/officeDocument/2006/relationships" xmlns:m="http://schemas.openxmlformats.org/officeDocument/2006/math" xmlns:v="urn:schemas-microsoft-com:vml" xmlns:wp14="http://schemas.microsoft.com/office/word/2010/wordprocessingDrawing" xmlns:wp="http://schemas.openxmlformats.org/drawingml/2006/wordprocessingDrawing" xmlns:w10="urn:schemas-microsoft-com:office:word" xmlns:w="http://schemas.openxmlformats.org/wordprocessingml/2006/main" xmlns:w14="http://schemas.microsoft.com/office/word/2010/wordml" xmlns:w15="http://schemas.microsoft.com/office/word/2012/wordml" xmlns:w16cex="http://schemas.microsoft.com/office/word/2018/wordml/cex" xmlns:w16cid="http://schemas.microsoft.com/office/word/2016/wordml/cid" xmlns:w16="http://schemas.microsoft.com/office/word/2018/wordml" xmlns:w16sdtdh="http://schemas.microsoft.com/office/word/2020/wordml/sdtdatahash" xmlns:w16se="http://schemas.microsoft.com/office/word/2015/wordml/symex" xmlns:wpg="http://schemas.microsoft.com/office/word/2010/wordprocessingGroup" xmlns:wpi="http://schemas.microsoft.com/office/word/2010/wordprocessingInk" xmlns:wne="http://schemas.microsoft.com/office/word/2006/wordml" xmlns:wps="http://schemas.microsoft.com/office/word/2010/wordprocessingShape" mc:Ignorable="w14 w15 w16se w16cid w16 w16cex w16sdtdh wp14">
   <w:sdt>
     <w:sdtPr>
       <w:id w:val="-252429454"/>
@@ -1794,20 +2193,20 @@
         <w:docPartUnique/>
       </w:docPartObj>
     </w:sdtPr>
+    <w:sdtEndPr/>
     <w:sdtContent>
       <w:p>
         <w:pPr>
           <w:pStyle w:val="a5"/>
+          <w:ind w:right="-2"/>
           <w:jc w:val="right"/>
         </w:pPr>
-        <w:proofErr w:type="gramStart"/>
         <w:r>
           <w:rPr>
             <w:rFonts w:hint="eastAsia"/>
           </w:rPr>
           <w:t>韋莊《思帝鄉·春日遊》</w:t>
         </w:r>
-        <w:proofErr w:type="gramEnd"/>
         <w:r>
           <w:fldChar w:fldCharType="begin"/>
         </w:r>
@@ -1838,7 +2237,7 @@
 </file>
 
 <file path=word/footnotes.xml><?xml version="1.0" encoding="utf-8"?>
-<w:footnotes xmlns:wpc="http://schemas.microsoft.com/office/word/2010/wordprocessingCanvas" xmlns:cx="http://schemas.microsoft.com/office/drawing/2014/chartex" xmlns:cx1="http://schemas.microsoft.com/office/drawing/2015/9/8/chartex" xmlns:cx2="http://schemas.microsoft.com/office/drawing/2015/10/21/chartex" xmlns:cx3="http://schemas.microsoft.com/office/drawing/2016/5/9/chartex" xmlns:cx4="http://schemas.microsoft.com/office/drawing/2016/5/10/chartex" xmlns:cx5="http://schemas.microsoft.com/office/drawing/2016/5/11/chartex" xmlns:cx6="http://schemas.microsoft.com/office/drawing/2016/5/12/chartex" xmlns:cx7="http://schemas.microsoft.com/office/drawing/2016/5/13/chartex" xmlns:cx8="http://schemas.microsoft.com/office/drawing/2016/5/14/chartex" xmlns:mc="http://schemas.openxmlformats.org/markup-compatibility/2006" xmlns:aink="http://schemas.microsoft.com/office/drawing/2016/ink" xmlns:am3d="http://schemas.microsoft.com/office/drawing/2017/model3d" xmlns:o="urn:schemas-microsoft-com:office:office" xmlns:oel="http://schemas.microsoft.com/office/2019/extlst" xmlns:r="http://schemas.openxmlformats.org/officeDocument/2006/relationships" xmlns:m="http://schemas.openxmlformats.org/officeDocument/2006/math" xmlns:v="urn:schemas-microsoft-com:vml" xmlns:wp14="http://schemas.microsoft.com/office/word/2010/wordprocessingDrawing" xmlns:wp="http://schemas.openxmlformats.org/drawingml/2006/wordprocessingDrawing" xmlns:w10="urn:schemas-microsoft-com:office:word" xmlns:w="http://schemas.openxmlformats.org/wordprocessingml/2006/main" xmlns:w14="http://schemas.microsoft.com/office/word/2010/wordml" xmlns:w15="http://schemas.microsoft.com/office/word/2012/wordml" xmlns:w16cex="http://schemas.microsoft.com/office/word/2018/wordml/cex" xmlns:w16cid="http://schemas.microsoft.com/office/word/2016/wordml/cid" xmlns:w16="http://schemas.microsoft.com/office/word/2018/wordml" xmlns:w16sdtdh="http://schemas.microsoft.com/office/word/2020/wordml/sdtdatahash" xmlns:w16se="http://schemas.microsoft.com/office/word/2015/wordml/symex" xmlns:wpg="http://schemas.microsoft.com/office/word/2010/wordprocessingGroup" xmlns:wpi="http://schemas.microsoft.com/office/word/2010/wordprocessingInk" xmlns:wne="http://schemas.microsoft.com/office/word/2006/wordml" xmlns:wps="http://schemas.microsoft.com/office/word/2010/wordprocessingShape" mc:Ignorable="w14 w15 w16se w16cid w16 w16cex w16sdtdh wp14">
+<w:footnotes xmlns:wpc="http://schemas.microsoft.com/office/word/2010/wordprocessingCanvas" xmlns:cx="http://schemas.microsoft.com/office/drawing/2014/chartex" xmlns:cx1="http://schemas.microsoft.com/office/drawing/2015/9/8/chartex" xmlns:cx2="http://schemas.microsoft.com/office/drawing/2015/10/21/chartex" xmlns:cx3="http://schemas.microsoft.com/office/drawing/2016/5/9/chartex" xmlns:cx4="http://schemas.microsoft.com/office/drawing/2016/5/10/chartex" xmlns:cx5="http://schemas.microsoft.com/office/drawing/2016/5/11/chartex" xmlns:cx6="http://schemas.microsoft.com/office/drawing/2016/5/12/chartex" xmlns:cx7="http://schemas.microsoft.com/office/drawing/2016/5/13/chartex" xmlns:cx8="http://schemas.microsoft.com/office/drawing/2016/5/14/chartex" xmlns:mc="http://schemas.openxmlformats.org/markup-compatibility/2006" xmlns:aink="http://schemas.microsoft.com/office/drawing/2016/ink" xmlns:am3d="http://schemas.microsoft.com/office/drawing/2017/model3d" xmlns:o="urn:schemas-microsoft-com:office:office" xmlns:r="http://schemas.openxmlformats.org/officeDocument/2006/relationships" xmlns:m="http://schemas.openxmlformats.org/officeDocument/2006/math" xmlns:v="urn:schemas-microsoft-com:vml" xmlns:wp14="http://schemas.microsoft.com/office/word/2010/wordprocessingDrawing" xmlns:wp="http://schemas.openxmlformats.org/drawingml/2006/wordprocessingDrawing" xmlns:w10="urn:schemas-microsoft-com:office:word" xmlns:w="http://schemas.openxmlformats.org/wordprocessingml/2006/main" xmlns:w14="http://schemas.microsoft.com/office/word/2010/wordml" xmlns:w15="http://schemas.microsoft.com/office/word/2012/wordml" xmlns:w16cex="http://schemas.microsoft.com/office/word/2018/wordml/cex" xmlns:w16cid="http://schemas.microsoft.com/office/word/2016/wordml/cid" xmlns:w16="http://schemas.microsoft.com/office/word/2018/wordml" xmlns:w16sdtdh="http://schemas.microsoft.com/office/word/2020/wordml/sdtdatahash" xmlns:w16se="http://schemas.microsoft.com/office/word/2015/wordml/symex" xmlns:wpg="http://schemas.microsoft.com/office/word/2010/wordprocessingGroup" xmlns:wpi="http://schemas.microsoft.com/office/word/2010/wordprocessingInk" xmlns:wne="http://schemas.microsoft.com/office/word/2006/wordml" xmlns:wps="http://schemas.microsoft.com/office/word/2010/wordprocessingShape" mc:Ignorable="w14 w15 w16se w16cid w16 w16cex w16sdtdh wp14">
   <w:footnote w:type="separator" w:id="-1">
     <w:p>
       <w:pPr>
@@ -1863,7 +2262,7 @@
 </file>
 
 <file path=word/numbering.xml><?xml version="1.0" encoding="utf-8"?>
-<w:numbering xmlns:wpc="http://schemas.microsoft.com/office/word/2010/wordprocessingCanvas" xmlns:cx="http://schemas.microsoft.com/office/drawing/2014/chartex" xmlns:cx1="http://schemas.microsoft.com/office/drawing/2015/9/8/chartex" xmlns:cx2="http://schemas.microsoft.com/office/drawing/2015/10/21/chartex" xmlns:cx3="http://schemas.microsoft.com/office/drawing/2016/5/9/chartex" xmlns:cx4="http://schemas.microsoft.com/office/drawing/2016/5/10/chartex" xmlns:cx5="http://schemas.microsoft.com/office/drawing/2016/5/11/chartex" xmlns:cx6="http://schemas.microsoft.com/office/drawing/2016/5/12/chartex" xmlns:cx7="http://schemas.microsoft.com/office/drawing/2016/5/13/chartex" xmlns:cx8="http://schemas.microsoft.com/office/drawing/2016/5/14/chartex" xmlns:mc="http://schemas.openxmlformats.org/markup-compatibility/2006" xmlns:aink="http://schemas.microsoft.com/office/drawing/2016/ink" xmlns:am3d="http://schemas.microsoft.com/office/drawing/2017/model3d" xmlns:o="urn:schemas-microsoft-com:office:office" xmlns:oel="http://schemas.microsoft.com/office/2019/extlst" xmlns:r="http://schemas.openxmlformats.org/officeDocument/2006/relationships" xmlns:m="http://schemas.openxmlformats.org/officeDocument/2006/math" xmlns:v="urn:schemas-microsoft-com:vml" xmlns:wp14="http://schemas.microsoft.com/office/word/2010/wordprocessingDrawing" xmlns:wp="http://schemas.openxmlformats.org/drawingml/2006/wordprocessingDrawing" xmlns:w10="urn:schemas-microsoft-com:office:word" xmlns:w="http://schemas.openxmlformats.org/wordprocessingml/2006/main" xmlns:w14="http://schemas.microsoft.com/office/word/2010/wordml" xmlns:w15="http://schemas.microsoft.com/office/word/2012/wordml" xmlns:w16cex="http://schemas.microsoft.com/office/word/2018/wordml/cex" xmlns:w16cid="http://schemas.microsoft.com/office/word/2016/wordml/cid" xmlns:w16="http://schemas.microsoft.com/office/word/2018/wordml" xmlns:w16sdtdh="http://schemas.microsoft.com/office/word/2020/wordml/sdtdatahash" xmlns:w16se="http://schemas.microsoft.com/office/word/2015/wordml/symex" xmlns:wpg="http://schemas.microsoft.com/office/word/2010/wordprocessingGroup" xmlns:wpi="http://schemas.microsoft.com/office/word/2010/wordprocessingInk" xmlns:wne="http://schemas.microsoft.com/office/word/2006/wordml" xmlns:wps="http://schemas.microsoft.com/office/word/2010/wordprocessingShape" mc:Ignorable="w14 w15 w16se w16cid w16 w16cex w16sdtdh wp14">
+<w:numbering xmlns:wpc="http://schemas.microsoft.com/office/word/2010/wordprocessingCanvas" xmlns:cx="http://schemas.microsoft.com/office/drawing/2014/chartex" xmlns:cx1="http://schemas.microsoft.com/office/drawing/2015/9/8/chartex" xmlns:cx2="http://schemas.microsoft.com/office/drawing/2015/10/21/chartex" xmlns:cx3="http://schemas.microsoft.com/office/drawing/2016/5/9/chartex" xmlns:cx4="http://schemas.microsoft.com/office/drawing/2016/5/10/chartex" xmlns:cx5="http://schemas.microsoft.com/office/drawing/2016/5/11/chartex" xmlns:cx6="http://schemas.microsoft.com/office/drawing/2016/5/12/chartex" xmlns:cx7="http://schemas.microsoft.com/office/drawing/2016/5/13/chartex" xmlns:cx8="http://schemas.microsoft.com/office/drawing/2016/5/14/chartex" xmlns:mc="http://schemas.openxmlformats.org/markup-compatibility/2006" xmlns:aink="http://schemas.microsoft.com/office/drawing/2016/ink" xmlns:am3d="http://schemas.microsoft.com/office/drawing/2017/model3d" xmlns:o="urn:schemas-microsoft-com:office:office" xmlns:r="http://schemas.openxmlformats.org/officeDocument/2006/relationships" xmlns:m="http://schemas.openxmlformats.org/officeDocument/2006/math" xmlns:v="urn:schemas-microsoft-com:vml" xmlns:wp14="http://schemas.microsoft.com/office/word/2010/wordprocessingDrawing" xmlns:wp="http://schemas.openxmlformats.org/drawingml/2006/wordprocessingDrawing" xmlns:w10="urn:schemas-microsoft-com:office:word" xmlns:w="http://schemas.openxmlformats.org/wordprocessingml/2006/main" xmlns:w14="http://schemas.microsoft.com/office/word/2010/wordml" xmlns:w15="http://schemas.microsoft.com/office/word/2012/wordml" xmlns:w16cex="http://schemas.microsoft.com/office/word/2018/wordml/cex" xmlns:w16cid="http://schemas.microsoft.com/office/word/2016/wordml/cid" xmlns:w16="http://schemas.microsoft.com/office/word/2018/wordml" xmlns:w16sdtdh="http://schemas.microsoft.com/office/word/2020/wordml/sdtdatahash" xmlns:w16se="http://schemas.microsoft.com/office/word/2015/wordml/symex" xmlns:wpg="http://schemas.microsoft.com/office/word/2010/wordprocessingGroup" xmlns:wpi="http://schemas.microsoft.com/office/word/2010/wordprocessingInk" xmlns:wne="http://schemas.microsoft.com/office/word/2006/wordml" xmlns:wps="http://schemas.microsoft.com/office/word/2010/wordprocessingShape" mc:Ignorable="w14 w15 w16se w16cid w16 w16cex w16sdtdh wp14">
   <w:abstractNum w:abstractNumId="0" w15:restartNumberingAfterBreak="0">
     <w:nsid w:val="02A11C50"/>
     <w:multiLevelType w:val="hybridMultilevel"/>
@@ -1951,6 +2350,119 @@
     </w:lvl>
   </w:abstractNum>
   <w:abstractNum w:abstractNumId="1" w15:restartNumberingAfterBreak="0">
+    <w:nsid w:val="02AB7638"/>
+    <w:multiLevelType w:val="hybridMultilevel"/>
+    <w:tmpl w:val="4B660E2C"/>
+    <w:lvl w:ilvl="0" w:tplc="04090003">
+      <w:start w:val="1"/>
+      <w:numFmt w:val="bullet"/>
+      <w:lvlText w:val=""/>
+      <w:lvlJc w:val="left"/>
+      <w:pPr>
+        <w:ind w:left="764" w:hanging="480"/>
+      </w:pPr>
+      <w:rPr>
+        <w:rFonts w:ascii="Wingdings" w:hAnsi="Wingdings" w:hint="default"/>
+      </w:rPr>
+    </w:lvl>
+    <w:lvl w:ilvl="1" w:tplc="04090003" w:tentative="1">
+      <w:start w:val="1"/>
+      <w:numFmt w:val="bullet"/>
+      <w:lvlText w:val=""/>
+      <w:lvlJc w:val="left"/>
+      <w:pPr>
+        <w:ind w:left="1244" w:hanging="480"/>
+      </w:pPr>
+      <w:rPr>
+        <w:rFonts w:ascii="Wingdings" w:hAnsi="Wingdings" w:hint="default"/>
+      </w:rPr>
+    </w:lvl>
+    <w:lvl w:ilvl="2" w:tplc="04090005" w:tentative="1">
+      <w:start w:val="1"/>
+      <w:numFmt w:val="bullet"/>
+      <w:lvlText w:val=""/>
+      <w:lvlJc w:val="left"/>
+      <w:pPr>
+        <w:ind w:left="1724" w:hanging="480"/>
+      </w:pPr>
+      <w:rPr>
+        <w:rFonts w:ascii="Wingdings" w:hAnsi="Wingdings" w:hint="default"/>
+      </w:rPr>
+    </w:lvl>
+    <w:lvl w:ilvl="3" w:tplc="04090001" w:tentative="1">
+      <w:start w:val="1"/>
+      <w:numFmt w:val="bullet"/>
+      <w:lvlText w:val=""/>
+      <w:lvlJc w:val="left"/>
+      <w:pPr>
+        <w:ind w:left="2204" w:hanging="480"/>
+      </w:pPr>
+      <w:rPr>
+        <w:rFonts w:ascii="Wingdings" w:hAnsi="Wingdings" w:hint="default"/>
+      </w:rPr>
+    </w:lvl>
+    <w:lvl w:ilvl="4" w:tplc="04090003" w:tentative="1">
+      <w:start w:val="1"/>
+      <w:numFmt w:val="bullet"/>
+      <w:lvlText w:val=""/>
+      <w:lvlJc w:val="left"/>
+      <w:pPr>
+        <w:ind w:left="2684" w:hanging="480"/>
+      </w:pPr>
+      <w:rPr>
+        <w:rFonts w:ascii="Wingdings" w:hAnsi="Wingdings" w:hint="default"/>
+      </w:rPr>
+    </w:lvl>
+    <w:lvl w:ilvl="5" w:tplc="04090005" w:tentative="1">
+      <w:start w:val="1"/>
+      <w:numFmt w:val="bullet"/>
+      <w:lvlText w:val=""/>
+      <w:lvlJc w:val="left"/>
+      <w:pPr>
+        <w:ind w:left="3164" w:hanging="480"/>
+      </w:pPr>
+      <w:rPr>
+        <w:rFonts w:ascii="Wingdings" w:hAnsi="Wingdings" w:hint="default"/>
+      </w:rPr>
+    </w:lvl>
+    <w:lvl w:ilvl="6" w:tplc="04090001" w:tentative="1">
+      <w:start w:val="1"/>
+      <w:numFmt w:val="bullet"/>
+      <w:lvlText w:val=""/>
+      <w:lvlJc w:val="left"/>
+      <w:pPr>
+        <w:ind w:left="3644" w:hanging="480"/>
+      </w:pPr>
+      <w:rPr>
+        <w:rFonts w:ascii="Wingdings" w:hAnsi="Wingdings" w:hint="default"/>
+      </w:rPr>
+    </w:lvl>
+    <w:lvl w:ilvl="7" w:tplc="04090003" w:tentative="1">
+      <w:start w:val="1"/>
+      <w:numFmt w:val="bullet"/>
+      <w:lvlText w:val=""/>
+      <w:lvlJc w:val="left"/>
+      <w:pPr>
+        <w:ind w:left="4124" w:hanging="480"/>
+      </w:pPr>
+      <w:rPr>
+        <w:rFonts w:ascii="Wingdings" w:hAnsi="Wingdings" w:hint="default"/>
+      </w:rPr>
+    </w:lvl>
+    <w:lvl w:ilvl="8" w:tplc="04090005" w:tentative="1">
+      <w:start w:val="1"/>
+      <w:numFmt w:val="bullet"/>
+      <w:lvlText w:val=""/>
+      <w:lvlJc w:val="left"/>
+      <w:pPr>
+        <w:ind w:left="4604" w:hanging="480"/>
+      </w:pPr>
+      <w:rPr>
+        <w:rFonts w:ascii="Wingdings" w:hAnsi="Wingdings" w:hint="default"/>
+      </w:rPr>
+    </w:lvl>
+  </w:abstractNum>
+  <w:abstractNum w:abstractNumId="2" w15:restartNumberingAfterBreak="0">
     <w:nsid w:val="0F7F2EAD"/>
     <w:multiLevelType w:val="hybridMultilevel"/>
     <w:tmpl w:val="A0D80C02"/>
@@ -2036,7 +2548,7 @@
       </w:pPr>
     </w:lvl>
   </w:abstractNum>
-  <w:abstractNum w:abstractNumId="2" w15:restartNumberingAfterBreak="0">
+  <w:abstractNum w:abstractNumId="3" w15:restartNumberingAfterBreak="0">
     <w:nsid w:val="0FB0788C"/>
     <w:multiLevelType w:val="hybridMultilevel"/>
     <w:tmpl w:val="C036898C"/>
@@ -2149,7 +2661,93 @@
       </w:rPr>
     </w:lvl>
   </w:abstractNum>
-  <w:abstractNum w:abstractNumId="3" w15:restartNumberingAfterBreak="0">
+  <w:abstractNum w:abstractNumId="4" w15:restartNumberingAfterBreak="0">
+    <w:nsid w:val="14DD1DA1"/>
+    <w:multiLevelType w:val="hybridMultilevel"/>
+    <w:tmpl w:val="B8D41520"/>
+    <w:lvl w:ilvl="0" w:tplc="0409000F">
+      <w:start w:val="1"/>
+      <w:numFmt w:val="decimal"/>
+      <w:lvlText w:val="%1."/>
+      <w:lvlJc w:val="left"/>
+      <w:pPr>
+        <w:ind w:left="480" w:hanging="480"/>
+      </w:pPr>
+    </w:lvl>
+    <w:lvl w:ilvl="1" w:tplc="04090019" w:tentative="1">
+      <w:start w:val="1"/>
+      <w:numFmt w:val="ideographTraditional"/>
+      <w:lvlText w:val="%2、"/>
+      <w:lvlJc w:val="left"/>
+      <w:pPr>
+        <w:ind w:left="960" w:hanging="480"/>
+      </w:pPr>
+    </w:lvl>
+    <w:lvl w:ilvl="2" w:tplc="0409001B" w:tentative="1">
+      <w:start w:val="1"/>
+      <w:numFmt w:val="lowerRoman"/>
+      <w:lvlText w:val="%3."/>
+      <w:lvlJc w:val="right"/>
+      <w:pPr>
+        <w:ind w:left="1440" w:hanging="480"/>
+      </w:pPr>
+    </w:lvl>
+    <w:lvl w:ilvl="3" w:tplc="0409000F" w:tentative="1">
+      <w:start w:val="1"/>
+      <w:numFmt w:val="decimal"/>
+      <w:lvlText w:val="%4."/>
+      <w:lvlJc w:val="left"/>
+      <w:pPr>
+        <w:ind w:left="1920" w:hanging="480"/>
+      </w:pPr>
+    </w:lvl>
+    <w:lvl w:ilvl="4" w:tplc="04090019" w:tentative="1">
+      <w:start w:val="1"/>
+      <w:numFmt w:val="ideographTraditional"/>
+      <w:lvlText w:val="%5、"/>
+      <w:lvlJc w:val="left"/>
+      <w:pPr>
+        <w:ind w:left="2400" w:hanging="480"/>
+      </w:pPr>
+    </w:lvl>
+    <w:lvl w:ilvl="5" w:tplc="0409001B" w:tentative="1">
+      <w:start w:val="1"/>
+      <w:numFmt w:val="lowerRoman"/>
+      <w:lvlText w:val="%6."/>
+      <w:lvlJc w:val="right"/>
+      <w:pPr>
+        <w:ind w:left="2880" w:hanging="480"/>
+      </w:pPr>
+    </w:lvl>
+    <w:lvl w:ilvl="6" w:tplc="0409000F" w:tentative="1">
+      <w:start w:val="1"/>
+      <w:numFmt w:val="decimal"/>
+      <w:lvlText w:val="%7."/>
+      <w:lvlJc w:val="left"/>
+      <w:pPr>
+        <w:ind w:left="3360" w:hanging="480"/>
+      </w:pPr>
+    </w:lvl>
+    <w:lvl w:ilvl="7" w:tplc="04090019" w:tentative="1">
+      <w:start w:val="1"/>
+      <w:numFmt w:val="ideographTraditional"/>
+      <w:lvlText w:val="%8、"/>
+      <w:lvlJc w:val="left"/>
+      <w:pPr>
+        <w:ind w:left="3840" w:hanging="480"/>
+      </w:pPr>
+    </w:lvl>
+    <w:lvl w:ilvl="8" w:tplc="0409001B" w:tentative="1">
+      <w:start w:val="1"/>
+      <w:numFmt w:val="lowerRoman"/>
+      <w:lvlText w:val="%9."/>
+      <w:lvlJc w:val="right"/>
+      <w:pPr>
+        <w:ind w:left="4320" w:hanging="480"/>
+      </w:pPr>
+    </w:lvl>
+  </w:abstractNum>
+  <w:abstractNum w:abstractNumId="5" w15:restartNumberingAfterBreak="0">
     <w:nsid w:val="163A6FA0"/>
     <w:multiLevelType w:val="hybridMultilevel"/>
     <w:tmpl w:val="9D42967A"/>
@@ -2262,7 +2860,7 @@
       </w:rPr>
     </w:lvl>
   </w:abstractNum>
-  <w:abstractNum w:abstractNumId="4" w15:restartNumberingAfterBreak="0">
+  <w:abstractNum w:abstractNumId="6" w15:restartNumberingAfterBreak="0">
     <w:nsid w:val="1A0577D4"/>
     <w:multiLevelType w:val="hybridMultilevel"/>
     <w:tmpl w:val="081C7EC0"/>
@@ -2375,7 +2973,7 @@
       </w:rPr>
     </w:lvl>
   </w:abstractNum>
-  <w:abstractNum w:abstractNumId="5" w15:restartNumberingAfterBreak="0">
+  <w:abstractNum w:abstractNumId="7" w15:restartNumberingAfterBreak="0">
     <w:nsid w:val="1BE27658"/>
     <w:multiLevelType w:val="hybridMultilevel"/>
     <w:tmpl w:val="CFAE0318"/>
@@ -2488,7 +3086,7 @@
       </w:rPr>
     </w:lvl>
   </w:abstractNum>
-  <w:abstractNum w:abstractNumId="6" w15:restartNumberingAfterBreak="0">
+  <w:abstractNum w:abstractNumId="8" w15:restartNumberingAfterBreak="0">
     <w:nsid w:val="1CFF2262"/>
     <w:multiLevelType w:val="hybridMultilevel"/>
     <w:tmpl w:val="A00C7B90"/>
@@ -2601,7 +3199,7 @@
       </w:rPr>
     </w:lvl>
   </w:abstractNum>
-  <w:abstractNum w:abstractNumId="7" w15:restartNumberingAfterBreak="0">
+  <w:abstractNum w:abstractNumId="9" w15:restartNumberingAfterBreak="0">
     <w:nsid w:val="26DA2CA6"/>
     <w:multiLevelType w:val="hybridMultilevel"/>
     <w:tmpl w:val="90EE5D6E"/>
@@ -2690,7 +3288,7 @@
       </w:pPr>
     </w:lvl>
   </w:abstractNum>
-  <w:abstractNum w:abstractNumId="8" w15:restartNumberingAfterBreak="0">
+  <w:abstractNum w:abstractNumId="10" w15:restartNumberingAfterBreak="0">
     <w:nsid w:val="29584AD2"/>
     <w:multiLevelType w:val="hybridMultilevel"/>
     <w:tmpl w:val="18C6B87C"/>
@@ -2779,7 +3377,7 @@
       </w:pPr>
     </w:lvl>
   </w:abstractNum>
-  <w:abstractNum w:abstractNumId="9" w15:restartNumberingAfterBreak="0">
+  <w:abstractNum w:abstractNumId="11" w15:restartNumberingAfterBreak="0">
     <w:nsid w:val="2BBA448B"/>
     <w:multiLevelType w:val="hybridMultilevel"/>
     <w:tmpl w:val="7C04401C"/>
@@ -2892,7 +3490,7 @@
       </w:rPr>
     </w:lvl>
   </w:abstractNum>
-  <w:abstractNum w:abstractNumId="10" w15:restartNumberingAfterBreak="0">
+  <w:abstractNum w:abstractNumId="12" w15:restartNumberingAfterBreak="0">
     <w:nsid w:val="2C3C2F7F"/>
     <w:multiLevelType w:val="hybridMultilevel"/>
     <w:tmpl w:val="9474B9EC"/>
@@ -3005,7 +3603,7 @@
       </w:rPr>
     </w:lvl>
   </w:abstractNum>
-  <w:abstractNum w:abstractNumId="11" w15:restartNumberingAfterBreak="0">
+  <w:abstractNum w:abstractNumId="13" w15:restartNumberingAfterBreak="0">
     <w:nsid w:val="311231DC"/>
     <w:multiLevelType w:val="hybridMultilevel"/>
     <w:tmpl w:val="2592974C"/>
@@ -3118,7 +3716,7 @@
       </w:rPr>
     </w:lvl>
   </w:abstractNum>
-  <w:abstractNum w:abstractNumId="12" w15:restartNumberingAfterBreak="0">
+  <w:abstractNum w:abstractNumId="14" w15:restartNumberingAfterBreak="0">
     <w:nsid w:val="31CA5D07"/>
     <w:multiLevelType w:val="hybridMultilevel"/>
     <w:tmpl w:val="3202CAF4"/>
@@ -3231,7 +3829,7 @@
       </w:rPr>
     </w:lvl>
   </w:abstractNum>
-  <w:abstractNum w:abstractNumId="13" w15:restartNumberingAfterBreak="0">
+  <w:abstractNum w:abstractNumId="15" w15:restartNumberingAfterBreak="0">
     <w:nsid w:val="324362E0"/>
     <w:multiLevelType w:val="hybridMultilevel"/>
     <w:tmpl w:val="DDD85C3E"/>
@@ -3344,7 +3942,7 @@
       </w:rPr>
     </w:lvl>
   </w:abstractNum>
-  <w:abstractNum w:abstractNumId="14" w15:restartNumberingAfterBreak="0">
+  <w:abstractNum w:abstractNumId="16" w15:restartNumberingAfterBreak="0">
     <w:nsid w:val="335C1BFB"/>
     <w:multiLevelType w:val="hybridMultilevel"/>
     <w:tmpl w:val="3C88BD04"/>
@@ -3457,7 +4055,120 @@
       </w:rPr>
     </w:lvl>
   </w:abstractNum>
-  <w:abstractNum w:abstractNumId="15" w15:restartNumberingAfterBreak="0">
+  <w:abstractNum w:abstractNumId="17" w15:restartNumberingAfterBreak="0">
+    <w:nsid w:val="367735AA"/>
+    <w:multiLevelType w:val="hybridMultilevel"/>
+    <w:tmpl w:val="CEA4F34E"/>
+    <w:lvl w:ilvl="0" w:tplc="04090003">
+      <w:start w:val="1"/>
+      <w:numFmt w:val="bullet"/>
+      <w:lvlText w:val=""/>
+      <w:lvlJc w:val="left"/>
+      <w:pPr>
+        <w:ind w:left="960" w:hanging="480"/>
+      </w:pPr>
+      <w:rPr>
+        <w:rFonts w:ascii="Wingdings" w:hAnsi="Wingdings" w:hint="default"/>
+      </w:rPr>
+    </w:lvl>
+    <w:lvl w:ilvl="1" w:tplc="04090003" w:tentative="1">
+      <w:start w:val="1"/>
+      <w:numFmt w:val="bullet"/>
+      <w:lvlText w:val=""/>
+      <w:lvlJc w:val="left"/>
+      <w:pPr>
+        <w:ind w:left="1440" w:hanging="480"/>
+      </w:pPr>
+      <w:rPr>
+        <w:rFonts w:ascii="Wingdings" w:hAnsi="Wingdings" w:hint="default"/>
+      </w:rPr>
+    </w:lvl>
+    <w:lvl w:ilvl="2" w:tplc="04090005" w:tentative="1">
+      <w:start w:val="1"/>
+      <w:numFmt w:val="bullet"/>
+      <w:lvlText w:val=""/>
+      <w:lvlJc w:val="left"/>
+      <w:pPr>
+        <w:ind w:left="1920" w:hanging="480"/>
+      </w:pPr>
+      <w:rPr>
+        <w:rFonts w:ascii="Wingdings" w:hAnsi="Wingdings" w:hint="default"/>
+      </w:rPr>
+    </w:lvl>
+    <w:lvl w:ilvl="3" w:tplc="04090001" w:tentative="1">
+      <w:start w:val="1"/>
+      <w:numFmt w:val="bullet"/>
+      <w:lvlText w:val=""/>
+      <w:lvlJc w:val="left"/>
+      <w:pPr>
+        <w:ind w:left="2400" w:hanging="480"/>
+      </w:pPr>
+      <w:rPr>
+        <w:rFonts w:ascii="Wingdings" w:hAnsi="Wingdings" w:hint="default"/>
+      </w:rPr>
+    </w:lvl>
+    <w:lvl w:ilvl="4" w:tplc="04090003" w:tentative="1">
+      <w:start w:val="1"/>
+      <w:numFmt w:val="bullet"/>
+      <w:lvlText w:val=""/>
+      <w:lvlJc w:val="left"/>
+      <w:pPr>
+        <w:ind w:left="2880" w:hanging="480"/>
+      </w:pPr>
+      <w:rPr>
+        <w:rFonts w:ascii="Wingdings" w:hAnsi="Wingdings" w:hint="default"/>
+      </w:rPr>
+    </w:lvl>
+    <w:lvl w:ilvl="5" w:tplc="04090005" w:tentative="1">
+      <w:start w:val="1"/>
+      <w:numFmt w:val="bullet"/>
+      <w:lvlText w:val=""/>
+      <w:lvlJc w:val="left"/>
+      <w:pPr>
+        <w:ind w:left="3360" w:hanging="480"/>
+      </w:pPr>
+      <w:rPr>
+        <w:rFonts w:ascii="Wingdings" w:hAnsi="Wingdings" w:hint="default"/>
+      </w:rPr>
+    </w:lvl>
+    <w:lvl w:ilvl="6" w:tplc="04090001" w:tentative="1">
+      <w:start w:val="1"/>
+      <w:numFmt w:val="bullet"/>
+      <w:lvlText w:val=""/>
+      <w:lvlJc w:val="left"/>
+      <w:pPr>
+        <w:ind w:left="3840" w:hanging="480"/>
+      </w:pPr>
+      <w:rPr>
+        <w:rFonts w:ascii="Wingdings" w:hAnsi="Wingdings" w:hint="default"/>
+      </w:rPr>
+    </w:lvl>
+    <w:lvl w:ilvl="7" w:tplc="04090003" w:tentative="1">
+      <w:start w:val="1"/>
+      <w:numFmt w:val="bullet"/>
+      <w:lvlText w:val=""/>
+      <w:lvlJc w:val="left"/>
+      <w:pPr>
+        <w:ind w:left="4320" w:hanging="480"/>
+      </w:pPr>
+      <w:rPr>
+        <w:rFonts w:ascii="Wingdings" w:hAnsi="Wingdings" w:hint="default"/>
+      </w:rPr>
+    </w:lvl>
+    <w:lvl w:ilvl="8" w:tplc="04090005" w:tentative="1">
+      <w:start w:val="1"/>
+      <w:numFmt w:val="bullet"/>
+      <w:lvlText w:val=""/>
+      <w:lvlJc w:val="left"/>
+      <w:pPr>
+        <w:ind w:left="4800" w:hanging="480"/>
+      </w:pPr>
+      <w:rPr>
+        <w:rFonts w:ascii="Wingdings" w:hAnsi="Wingdings" w:hint="default"/>
+      </w:rPr>
+    </w:lvl>
+  </w:abstractNum>
+  <w:abstractNum w:abstractNumId="18" w15:restartNumberingAfterBreak="0">
     <w:nsid w:val="454D64C2"/>
     <w:multiLevelType w:val="hybridMultilevel"/>
     <w:tmpl w:val="5AC49A4A"/>
@@ -3543,7 +4254,7 @@
       </w:pPr>
     </w:lvl>
   </w:abstractNum>
-  <w:abstractNum w:abstractNumId="16" w15:restartNumberingAfterBreak="0">
+  <w:abstractNum w:abstractNumId="19" w15:restartNumberingAfterBreak="0">
     <w:nsid w:val="4CC73BD1"/>
     <w:multiLevelType w:val="hybridMultilevel"/>
     <w:tmpl w:val="001ED3FC"/>
@@ -3656,7 +4367,7 @@
       </w:rPr>
     </w:lvl>
   </w:abstractNum>
-  <w:abstractNum w:abstractNumId="17" w15:restartNumberingAfterBreak="0">
+  <w:abstractNum w:abstractNumId="20" w15:restartNumberingAfterBreak="0">
     <w:nsid w:val="4D8D6A24"/>
     <w:multiLevelType w:val="hybridMultilevel"/>
     <w:tmpl w:val="827EB002"/>
@@ -3745,7 +4456,7 @@
       </w:pPr>
     </w:lvl>
   </w:abstractNum>
-  <w:abstractNum w:abstractNumId="18" w15:restartNumberingAfterBreak="0">
+  <w:abstractNum w:abstractNumId="21" w15:restartNumberingAfterBreak="0">
     <w:nsid w:val="5F4F3404"/>
     <w:multiLevelType w:val="hybridMultilevel"/>
     <w:tmpl w:val="81343182"/>
@@ -3831,7 +4542,7 @@
       </w:pPr>
     </w:lvl>
   </w:abstractNum>
-  <w:abstractNum w:abstractNumId="19" w15:restartNumberingAfterBreak="0">
+  <w:abstractNum w:abstractNumId="22" w15:restartNumberingAfterBreak="0">
     <w:nsid w:val="60793F8E"/>
     <w:multiLevelType w:val="hybridMultilevel"/>
     <w:tmpl w:val="BD1437BA"/>
@@ -3944,7 +4655,7 @@
       </w:rPr>
     </w:lvl>
   </w:abstractNum>
-  <w:abstractNum w:abstractNumId="20" w15:restartNumberingAfterBreak="0">
+  <w:abstractNum w:abstractNumId="23" w15:restartNumberingAfterBreak="0">
     <w:nsid w:val="641F553C"/>
     <w:multiLevelType w:val="hybridMultilevel"/>
     <w:tmpl w:val="AFE0C0B4"/>
@@ -4057,7 +4768,7 @@
       </w:rPr>
     </w:lvl>
   </w:abstractNum>
-  <w:abstractNum w:abstractNumId="21" w15:restartNumberingAfterBreak="0">
+  <w:abstractNum w:abstractNumId="24" w15:restartNumberingAfterBreak="0">
     <w:nsid w:val="65177F52"/>
     <w:multiLevelType w:val="hybridMultilevel"/>
     <w:tmpl w:val="80C47390"/>
@@ -4170,7 +4881,7 @@
       </w:rPr>
     </w:lvl>
   </w:abstractNum>
-  <w:abstractNum w:abstractNumId="22" w15:restartNumberingAfterBreak="0">
+  <w:abstractNum w:abstractNumId="25" w15:restartNumberingAfterBreak="0">
     <w:nsid w:val="69D154BE"/>
     <w:multiLevelType w:val="hybridMultilevel"/>
     <w:tmpl w:val="7CD20B06"/>
@@ -4283,7 +4994,7 @@
       </w:rPr>
     </w:lvl>
   </w:abstractNum>
-  <w:abstractNum w:abstractNumId="23" w15:restartNumberingAfterBreak="0">
+  <w:abstractNum w:abstractNumId="26" w15:restartNumberingAfterBreak="0">
     <w:nsid w:val="6B9625F4"/>
     <w:multiLevelType w:val="hybridMultilevel"/>
     <w:tmpl w:val="95D46298"/>
@@ -4396,7 +5107,7 @@
       </w:rPr>
     </w:lvl>
   </w:abstractNum>
-  <w:abstractNum w:abstractNumId="24" w15:restartNumberingAfterBreak="0">
+  <w:abstractNum w:abstractNumId="27" w15:restartNumberingAfterBreak="0">
     <w:nsid w:val="6D93644E"/>
     <w:multiLevelType w:val="hybridMultilevel"/>
     <w:tmpl w:val="9F6C99DE"/>
@@ -4509,7 +5220,7 @@
       </w:rPr>
     </w:lvl>
   </w:abstractNum>
-  <w:abstractNum w:abstractNumId="25" w15:restartNumberingAfterBreak="0">
+  <w:abstractNum w:abstractNumId="28" w15:restartNumberingAfterBreak="0">
     <w:nsid w:val="760D31EC"/>
     <w:multiLevelType w:val="hybridMultilevel"/>
     <w:tmpl w:val="4A7CDDF4"/>
@@ -4622,7 +5333,7 @@
       </w:rPr>
     </w:lvl>
   </w:abstractNum>
-  <w:abstractNum w:abstractNumId="26" w15:restartNumberingAfterBreak="0">
+  <w:abstractNum w:abstractNumId="29" w15:restartNumberingAfterBreak="0">
     <w:nsid w:val="76F14130"/>
     <w:multiLevelType w:val="hybridMultilevel"/>
     <w:tmpl w:val="089EDD34"/>
@@ -4735,7 +5446,7 @@
       </w:rPr>
     </w:lvl>
   </w:abstractNum>
-  <w:abstractNum w:abstractNumId="27" w15:restartNumberingAfterBreak="0">
+  <w:abstractNum w:abstractNumId="30" w15:restartNumberingAfterBreak="0">
     <w:nsid w:val="770B3824"/>
     <w:multiLevelType w:val="hybridMultilevel"/>
     <w:tmpl w:val="DC38D608"/>
@@ -4848,7 +5559,7 @@
       </w:rPr>
     </w:lvl>
   </w:abstractNum>
-  <w:abstractNum w:abstractNumId="28" w15:restartNumberingAfterBreak="0">
+  <w:abstractNum w:abstractNumId="31" w15:restartNumberingAfterBreak="0">
     <w:nsid w:val="7DF85F29"/>
     <w:multiLevelType w:val="hybridMultilevel"/>
     <w:tmpl w:val="DA48BC5A"/>
@@ -4961,92 +5672,101 @@
       </w:rPr>
     </w:lvl>
   </w:abstractNum>
-  <w:num w:numId="1" w16cid:durableId="1396465662">
+  <w:num w:numId="1">
+    <w:abstractNumId w:val="22"/>
+  </w:num>
+  <w:num w:numId="2">
+    <w:abstractNumId w:val="8"/>
+  </w:num>
+  <w:num w:numId="3">
+    <w:abstractNumId w:val="0"/>
+  </w:num>
+  <w:num w:numId="4">
+    <w:abstractNumId w:val="10"/>
+  </w:num>
+  <w:num w:numId="5">
+    <w:abstractNumId w:val="18"/>
+  </w:num>
+  <w:num w:numId="6">
+    <w:abstractNumId w:val="30"/>
+  </w:num>
+  <w:num w:numId="7">
+    <w:abstractNumId w:val="2"/>
+  </w:num>
+  <w:num w:numId="8">
+    <w:abstractNumId w:val="20"/>
+  </w:num>
+  <w:num w:numId="9">
+    <w:abstractNumId w:val="21"/>
+  </w:num>
+  <w:num w:numId="10">
+    <w:abstractNumId w:val="9"/>
+  </w:num>
+  <w:num w:numId="11">
+    <w:abstractNumId w:val="6"/>
+  </w:num>
+  <w:num w:numId="12">
+    <w:abstractNumId w:val="12"/>
+  </w:num>
+  <w:num w:numId="13">
+    <w:abstractNumId w:val="7"/>
+  </w:num>
+  <w:num w:numId="14">
+    <w:abstractNumId w:val="28"/>
+  </w:num>
+  <w:num w:numId="15">
+    <w:abstractNumId w:val="27"/>
+  </w:num>
+  <w:num w:numId="16">
     <w:abstractNumId w:val="19"/>
   </w:num>
-  <w:num w:numId="2" w16cid:durableId="1492285878">
-    <w:abstractNumId w:val="6"/>
+  <w:num w:numId="17">
+    <w:abstractNumId w:val="3"/>
   </w:num>
-  <w:num w:numId="3" w16cid:durableId="1169951738">
-    <w:abstractNumId w:val="0"/>
+  <w:num w:numId="18">
+    <w:abstractNumId w:val="24"/>
   </w:num>
-  <w:num w:numId="4" w16cid:durableId="759567050">
-    <w:abstractNumId w:val="8"/>
+  <w:num w:numId="19">
+    <w:abstractNumId w:val="13"/>
   </w:num>
-  <w:num w:numId="5" w16cid:durableId="895359915">
+  <w:num w:numId="20">
+    <w:abstractNumId w:val="16"/>
+  </w:num>
+  <w:num w:numId="21">
+    <w:abstractNumId w:val="14"/>
+  </w:num>
+  <w:num w:numId="22">
+    <w:abstractNumId w:val="5"/>
+  </w:num>
+  <w:num w:numId="23">
+    <w:abstractNumId w:val="26"/>
+  </w:num>
+  <w:num w:numId="24">
+    <w:abstractNumId w:val="23"/>
+  </w:num>
+  <w:num w:numId="25">
+    <w:abstractNumId w:val="11"/>
+  </w:num>
+  <w:num w:numId="26">
+    <w:abstractNumId w:val="29"/>
+  </w:num>
+  <w:num w:numId="27">
     <w:abstractNumId w:val="15"/>
   </w:num>
-  <w:num w:numId="6" w16cid:durableId="140537412">
-    <w:abstractNumId w:val="27"/>
+  <w:num w:numId="28">
+    <w:abstractNumId w:val="31"/>
   </w:num>
-  <w:num w:numId="7" w16cid:durableId="885946188">
-    <w:abstractNumId w:val="1"/>
+  <w:num w:numId="29">
+    <w:abstractNumId w:val="25"/>
   </w:num>
-  <w:num w:numId="8" w16cid:durableId="1374380873">
+  <w:num w:numId="30">
+    <w:abstractNumId w:val="4"/>
+  </w:num>
+  <w:num w:numId="31">
     <w:abstractNumId w:val="17"/>
   </w:num>
-  <w:num w:numId="9" w16cid:durableId="373508166">
-    <w:abstractNumId w:val="18"/>
-  </w:num>
-  <w:num w:numId="10" w16cid:durableId="98457797">
-    <w:abstractNumId w:val="7"/>
-  </w:num>
-  <w:num w:numId="11" w16cid:durableId="332270055">
-    <w:abstractNumId w:val="4"/>
-  </w:num>
-  <w:num w:numId="12" w16cid:durableId="789976794">
-    <w:abstractNumId w:val="10"/>
-  </w:num>
-  <w:num w:numId="13" w16cid:durableId="1071806885">
-    <w:abstractNumId w:val="5"/>
-  </w:num>
-  <w:num w:numId="14" w16cid:durableId="1944147904">
-    <w:abstractNumId w:val="25"/>
-  </w:num>
-  <w:num w:numId="15" w16cid:durableId="1134372578">
-    <w:abstractNumId w:val="24"/>
-  </w:num>
-  <w:num w:numId="16" w16cid:durableId="522281605">
-    <w:abstractNumId w:val="16"/>
-  </w:num>
-  <w:num w:numId="17" w16cid:durableId="1649892501">
-    <w:abstractNumId w:val="2"/>
-  </w:num>
-  <w:num w:numId="18" w16cid:durableId="553351735">
-    <w:abstractNumId w:val="21"/>
-  </w:num>
-  <w:num w:numId="19" w16cid:durableId="1889410694">
-    <w:abstractNumId w:val="11"/>
-  </w:num>
-  <w:num w:numId="20" w16cid:durableId="1043939129">
-    <w:abstractNumId w:val="14"/>
-  </w:num>
-  <w:num w:numId="21" w16cid:durableId="1977489767">
-    <w:abstractNumId w:val="12"/>
-  </w:num>
-  <w:num w:numId="22" w16cid:durableId="565460056">
-    <w:abstractNumId w:val="3"/>
-  </w:num>
-  <w:num w:numId="23" w16cid:durableId="346101113">
-    <w:abstractNumId w:val="23"/>
-  </w:num>
-  <w:num w:numId="24" w16cid:durableId="511338955">
-    <w:abstractNumId w:val="20"/>
-  </w:num>
-  <w:num w:numId="25" w16cid:durableId="2045985530">
-    <w:abstractNumId w:val="9"/>
-  </w:num>
-  <w:num w:numId="26" w16cid:durableId="1831946304">
-    <w:abstractNumId w:val="26"/>
-  </w:num>
-  <w:num w:numId="27" w16cid:durableId="1885167286">
-    <w:abstractNumId w:val="13"/>
-  </w:num>
-  <w:num w:numId="28" w16cid:durableId="1495221438">
-    <w:abstractNumId w:val="28"/>
-  </w:num>
-  <w:num w:numId="29" w16cid:durableId="758913658">
-    <w:abstractNumId w:val="22"/>
+  <w:num w:numId="32">
+    <w:abstractNumId w:val="1"/>
   </w:num>
 </w:numbering>
 </file>
